--- a/src/ENUNCIADOS COMPLETOS PARA CLASES.docx
+++ b/src/ENUNCIADOS COMPLETOS PARA CLASES.docx
@@ -25,704 +25,20 @@
         </w:rPr>
       </w:pPr>
     </w:p>
-    <w:p>
-      <w:pPr>
-        <w:pStyle w:val="Prrafodelista"/>
-        <w:numPr>
-          <w:ilvl w:val="0"/>
-          <w:numId w:val="11"/>
-        </w:numPr>
-        <w:rPr>
-          <w:b/>
-          <w:bCs/>
-        </w:rPr>
-      </w:pPr>
-      <w:r>
-        <w:rPr>
-          <w:b/>
-          <w:bCs/>
-        </w:rPr>
-        <w:t>Sistema de Zoológico Inteligente con Comportamientos Especiales</w:t>
-      </w:r>
-    </w:p>
-    <w:p>
-      <w:r>
-        <w:t>Diseña un sistema para un zoológico:</w:t>
-      </w:r>
-    </w:p>
-    <w:p>
-      <w:pPr>
-        <w:numPr>
-          <w:ilvl w:val="0"/>
-          <w:numId w:val="1"/>
-        </w:numPr>
-      </w:pPr>
-      <w:r>
-        <w:t xml:space="preserve">Crea la </w:t>
-      </w:r>
-      <w:r>
-        <w:rPr>
-          <w:b/>
-          <w:bCs/>
-        </w:rPr>
-        <w:t>clase abstracta Animal</w:t>
-      </w:r>
-      <w:r>
-        <w:t xml:space="preserve"> con métodos abstractos </w:t>
-      </w:r>
-      <w:proofErr w:type="spellStart"/>
-      <w:proofErr w:type="gramStart"/>
-      <w:r>
-        <w:t>makeSound</w:t>
-      </w:r>
-      <w:proofErr w:type="spellEnd"/>
-      <w:r>
-        <w:t>(</w:t>
-      </w:r>
-      <w:proofErr w:type="gramEnd"/>
-      <w:r>
-        <w:t xml:space="preserve">) y </w:t>
-      </w:r>
-      <w:proofErr w:type="spellStart"/>
-      <w:r>
-        <w:t>move</w:t>
-      </w:r>
-      <w:proofErr w:type="spellEnd"/>
-      <w:r>
-        <w:t>().</w:t>
-      </w:r>
-    </w:p>
-    <w:p>
-      <w:pPr>
-        <w:numPr>
-          <w:ilvl w:val="0"/>
-          <w:numId w:val="1"/>
-        </w:numPr>
-      </w:pPr>
-      <w:r>
-        <w:t>Crea las interfaces:</w:t>
-      </w:r>
-    </w:p>
-    <w:p>
-      <w:pPr>
-        <w:numPr>
-          <w:ilvl w:val="1"/>
-          <w:numId w:val="1"/>
-        </w:numPr>
-      </w:pPr>
-      <w:r>
-        <w:rPr>
-          <w:b/>
-          <w:bCs/>
-        </w:rPr>
-        <w:t>Volador</w:t>
-      </w:r>
-      <w:r>
-        <w:t xml:space="preserve"> con </w:t>
-      </w:r>
-      <w:proofErr w:type="gramStart"/>
-      <w:r>
-        <w:t>volar(</w:t>
-      </w:r>
-      <w:proofErr w:type="gramEnd"/>
-      <w:r>
-        <w:t>)</w:t>
-      </w:r>
-    </w:p>
-    <w:p>
-      <w:pPr>
-        <w:numPr>
-          <w:ilvl w:val="1"/>
-          <w:numId w:val="1"/>
-        </w:numPr>
-      </w:pPr>
-      <w:r>
-        <w:rPr>
-          <w:b/>
-          <w:bCs/>
-        </w:rPr>
-        <w:t>Nadador</w:t>
-      </w:r>
-      <w:r>
-        <w:t xml:space="preserve"> con </w:t>
-      </w:r>
-      <w:proofErr w:type="gramStart"/>
-      <w:r>
-        <w:t>nadar(</w:t>
-      </w:r>
-      <w:proofErr w:type="gramEnd"/>
-      <w:r>
-        <w:t>)</w:t>
-      </w:r>
-    </w:p>
-    <w:p>
-      <w:pPr>
-        <w:numPr>
-          <w:ilvl w:val="1"/>
-          <w:numId w:val="1"/>
-        </w:numPr>
-      </w:pPr>
-      <w:proofErr w:type="spellStart"/>
-      <w:r>
-        <w:rPr>
-          <w:b/>
-          <w:bCs/>
-        </w:rPr>
-        <w:t>TrepaArboles</w:t>
-      </w:r>
-      <w:proofErr w:type="spellEnd"/>
-      <w:r>
-        <w:t xml:space="preserve"> con </w:t>
-      </w:r>
-      <w:proofErr w:type="gramStart"/>
-      <w:r>
-        <w:t>trepar(</w:t>
-      </w:r>
-      <w:proofErr w:type="gramEnd"/>
-      <w:r>
-        <w:t>)</w:t>
-      </w:r>
-    </w:p>
-    <w:p>
-      <w:pPr>
-        <w:numPr>
-          <w:ilvl w:val="0"/>
-          <w:numId w:val="1"/>
-        </w:numPr>
-      </w:pPr>
-      <w:r>
-        <w:t>Implementa varias clases:</w:t>
-      </w:r>
-    </w:p>
-    <w:p>
-      <w:pPr>
-        <w:numPr>
-          <w:ilvl w:val="1"/>
-          <w:numId w:val="1"/>
-        </w:numPr>
-      </w:pPr>
-      <w:proofErr w:type="spellStart"/>
-      <w:r>
-        <w:rPr>
-          <w:b/>
-          <w:bCs/>
-        </w:rPr>
-        <w:t>Leon</w:t>
-      </w:r>
-      <w:proofErr w:type="spellEnd"/>
-      <w:r>
-        <w:t xml:space="preserve"> (solo </w:t>
-      </w:r>
-      <w:proofErr w:type="spellStart"/>
-      <w:r>
-        <w:t>makeSound</w:t>
-      </w:r>
-      <w:proofErr w:type="spellEnd"/>
-      <w:r>
-        <w:t xml:space="preserve">, </w:t>
-      </w:r>
-      <w:proofErr w:type="spellStart"/>
-      <w:r>
-        <w:t>move</w:t>
-      </w:r>
-      <w:proofErr w:type="spellEnd"/>
-      <w:r>
-        <w:t>)</w:t>
-      </w:r>
-    </w:p>
-    <w:p>
-      <w:pPr>
-        <w:numPr>
-          <w:ilvl w:val="1"/>
-          <w:numId w:val="1"/>
-        </w:numPr>
-      </w:pPr>
-      <w:proofErr w:type="spellStart"/>
-      <w:r>
-        <w:rPr>
-          <w:b/>
-          <w:bCs/>
-        </w:rPr>
-        <w:t>Pajaro</w:t>
-      </w:r>
-      <w:proofErr w:type="spellEnd"/>
-      <w:r>
-        <w:t xml:space="preserve"> (extiende Animal e implementa Volador)</w:t>
-      </w:r>
-    </w:p>
-    <w:p>
-      <w:pPr>
-        <w:numPr>
-          <w:ilvl w:val="1"/>
-          <w:numId w:val="1"/>
-        </w:numPr>
-      </w:pPr>
-      <w:proofErr w:type="spellStart"/>
-      <w:r>
-        <w:rPr>
-          <w:b/>
-          <w:bCs/>
-        </w:rPr>
-        <w:t>Pinguino</w:t>
-      </w:r>
-      <w:proofErr w:type="spellEnd"/>
-      <w:r>
-        <w:t xml:space="preserve"> (extiende Animal, implementa </w:t>
-      </w:r>
-      <w:proofErr w:type="gramStart"/>
-      <w:r>
-        <w:t>Nadador</w:t>
-      </w:r>
-      <w:proofErr w:type="gramEnd"/>
-      <w:r>
-        <w:t xml:space="preserve"> pero NO volador)</w:t>
-      </w:r>
-    </w:p>
-    <w:p>
-      <w:pPr>
-        <w:numPr>
-          <w:ilvl w:val="1"/>
-          <w:numId w:val="1"/>
-        </w:numPr>
-      </w:pPr>
-      <w:r>
-        <w:rPr>
-          <w:b/>
-          <w:bCs/>
-        </w:rPr>
-        <w:t>Mono</w:t>
-      </w:r>
-      <w:r>
-        <w:t xml:space="preserve"> (extiende Animal, implementa </w:t>
-      </w:r>
-      <w:proofErr w:type="spellStart"/>
-      <w:r>
-        <w:t>TrepaArboles</w:t>
-      </w:r>
-      <w:proofErr w:type="spellEnd"/>
-      <w:r>
-        <w:t>)</w:t>
-      </w:r>
-    </w:p>
-    <w:p>
-      <w:pPr>
-        <w:numPr>
-          <w:ilvl w:val="0"/>
-          <w:numId w:val="1"/>
-        </w:numPr>
-      </w:pPr>
-      <w:r>
-        <w:t xml:space="preserve">Crea una </w:t>
-      </w:r>
-      <w:r>
-        <w:rPr>
-          <w:b/>
-          <w:bCs/>
-        </w:rPr>
-        <w:t>lista general de Animal</w:t>
-      </w:r>
-      <w:r>
-        <w:t xml:space="preserve"> que mezcle todos.</w:t>
-      </w:r>
-    </w:p>
-    <w:p>
-      <w:pPr>
-        <w:numPr>
-          <w:ilvl w:val="0"/>
-          <w:numId w:val="1"/>
-        </w:numPr>
-      </w:pPr>
-      <w:r>
-        <w:t>Haz métodos que:</w:t>
-      </w:r>
-    </w:p>
-    <w:p>
-      <w:pPr>
-        <w:numPr>
-          <w:ilvl w:val="1"/>
-          <w:numId w:val="1"/>
-        </w:numPr>
-      </w:pPr>
-      <w:r>
-        <w:t xml:space="preserve">Llamen a </w:t>
-      </w:r>
-      <w:proofErr w:type="spellStart"/>
-      <w:proofErr w:type="gramStart"/>
-      <w:r>
-        <w:t>makeSound</w:t>
-      </w:r>
-      <w:proofErr w:type="spellEnd"/>
-      <w:r>
-        <w:t>(</w:t>
-      </w:r>
-      <w:proofErr w:type="gramEnd"/>
-      <w:r>
-        <w:t xml:space="preserve">) y </w:t>
-      </w:r>
-      <w:proofErr w:type="spellStart"/>
-      <w:r>
-        <w:t>move</w:t>
-      </w:r>
-      <w:proofErr w:type="spellEnd"/>
-      <w:r>
-        <w:t>() para todos.</w:t>
-      </w:r>
-    </w:p>
-    <w:p>
-      <w:pPr>
-        <w:numPr>
-          <w:ilvl w:val="1"/>
-          <w:numId w:val="1"/>
-        </w:numPr>
-      </w:pPr>
-      <w:r>
-        <w:t xml:space="preserve">Detecten si un animal implementa alguna interfaz usando </w:t>
-      </w:r>
-      <w:proofErr w:type="spellStart"/>
-      <w:r>
-        <w:t>instanceof</w:t>
-      </w:r>
-      <w:proofErr w:type="spellEnd"/>
-      <w:r>
-        <w:t xml:space="preserve"> y llamen al método correspondiente.</w:t>
-      </w:r>
-    </w:p>
-    <w:p>
-      <w:pPr>
-        <w:numPr>
-          <w:ilvl w:val="0"/>
-          <w:numId w:val="1"/>
-        </w:numPr>
-      </w:pPr>
-      <w:r>
-        <w:t xml:space="preserve">Implementa todo en un </w:t>
-      </w:r>
-      <w:r>
-        <w:rPr>
-          <w:b/>
-          <w:bCs/>
-        </w:rPr>
-        <w:t xml:space="preserve">único </w:t>
-      </w:r>
-      <w:proofErr w:type="spellStart"/>
-      <w:r>
-        <w:rPr>
-          <w:b/>
-          <w:bCs/>
-        </w:rPr>
-        <w:t>main</w:t>
-      </w:r>
-      <w:proofErr w:type="spellEnd"/>
-      <w:r>
-        <w:rPr>
-          <w:b/>
-          <w:bCs/>
-        </w:rPr>
-        <w:t xml:space="preserve"> largamente documentado</w:t>
-      </w:r>
-      <w:r>
-        <w:t>.</w:t>
-      </w:r>
-    </w:p>
-    <w:p>
-      <w:r>
-        <w:pict w14:anchorId="6E02322A">
-          <v:rect id="_x0000_i1079" style="width:0;height:1.5pt" o:hralign="center" o:hrstd="t" o:hr="t" fillcolor="#a0a0a0" stroked="f"/>
-        </w:pict>
-      </w:r>
-    </w:p>
-    <w:p>
-      <w:pPr>
-        <w:rPr>
-          <w:b/>
-          <w:bCs/>
-        </w:rPr>
-      </w:pPr>
-      <w:r>
-        <w:rPr>
-          <w:b/>
-          <w:bCs/>
-        </w:rPr>
-        <w:t>2. Plataforma de Videojuegos con Múltiples Tipos de Juegos</w:t>
-      </w:r>
-    </w:p>
-    <w:p>
-      <w:r>
-        <w:t>Implementa una plataforma de videojuegos:</w:t>
-      </w:r>
-    </w:p>
-    <w:p>
-      <w:pPr>
-        <w:numPr>
-          <w:ilvl w:val="0"/>
-          <w:numId w:val="2"/>
-        </w:numPr>
-      </w:pPr>
-      <w:r>
-        <w:t xml:space="preserve">Crea la </w:t>
-      </w:r>
-      <w:r>
-        <w:rPr>
-          <w:b/>
-          <w:bCs/>
-        </w:rPr>
-        <w:t>clase abstracta Juego</w:t>
-      </w:r>
-      <w:r>
-        <w:t xml:space="preserve"> con métodos abstractos </w:t>
-      </w:r>
-      <w:proofErr w:type="gramStart"/>
-      <w:r>
-        <w:t>iniciar(</w:t>
-      </w:r>
-      <w:proofErr w:type="gramEnd"/>
-      <w:r>
-        <w:t>) y finalizar().</w:t>
-      </w:r>
-    </w:p>
-    <w:p>
-      <w:pPr>
-        <w:numPr>
-          <w:ilvl w:val="0"/>
-          <w:numId w:val="2"/>
-        </w:numPr>
-      </w:pPr>
-      <w:r>
-        <w:t xml:space="preserve">Crea la interfaz </w:t>
-      </w:r>
-      <w:r>
-        <w:rPr>
-          <w:b/>
-          <w:bCs/>
-        </w:rPr>
-        <w:t>Multijugador</w:t>
-      </w:r>
-      <w:r>
-        <w:t xml:space="preserve"> con </w:t>
-      </w:r>
-      <w:proofErr w:type="spellStart"/>
-      <w:proofErr w:type="gramStart"/>
-      <w:r>
-        <w:t>agregarJugador</w:t>
-      </w:r>
-      <w:proofErr w:type="spellEnd"/>
-      <w:r>
-        <w:t>(</w:t>
-      </w:r>
-      <w:proofErr w:type="gramEnd"/>
-      <w:r>
-        <w:t>).</w:t>
-      </w:r>
-    </w:p>
-    <w:p>
-      <w:pPr>
-        <w:numPr>
-          <w:ilvl w:val="0"/>
-          <w:numId w:val="2"/>
-        </w:numPr>
-      </w:pPr>
-      <w:r>
-        <w:t>Implementa las clases:</w:t>
-      </w:r>
-    </w:p>
-    <w:p>
-      <w:pPr>
-        <w:numPr>
-          <w:ilvl w:val="1"/>
-          <w:numId w:val="2"/>
-        </w:numPr>
-      </w:pPr>
-      <w:proofErr w:type="spellStart"/>
-      <w:r>
-        <w:rPr>
-          <w:b/>
-          <w:bCs/>
-        </w:rPr>
-        <w:t>JuegoOnline</w:t>
-      </w:r>
-      <w:proofErr w:type="spellEnd"/>
-      <w:r>
-        <w:t xml:space="preserve"> (multijugador)</w:t>
-      </w:r>
-    </w:p>
-    <w:p>
-      <w:pPr>
-        <w:numPr>
-          <w:ilvl w:val="1"/>
-          <w:numId w:val="2"/>
-        </w:numPr>
-      </w:pPr>
-      <w:proofErr w:type="spellStart"/>
-      <w:r>
-        <w:rPr>
-          <w:b/>
-          <w:bCs/>
-        </w:rPr>
-        <w:t>JuegoIndividual</w:t>
-      </w:r>
-      <w:proofErr w:type="spellEnd"/>
-      <w:r>
-        <w:t xml:space="preserve"> (no multijugador)</w:t>
-      </w:r>
-    </w:p>
-    <w:p>
-      <w:pPr>
-        <w:numPr>
-          <w:ilvl w:val="1"/>
-          <w:numId w:val="2"/>
-        </w:numPr>
-      </w:pPr>
-      <w:proofErr w:type="spellStart"/>
-      <w:r>
-        <w:rPr>
-          <w:b/>
-          <w:bCs/>
-        </w:rPr>
-        <w:lastRenderedPageBreak/>
-        <w:t>JuegoArcade</w:t>
-      </w:r>
-      <w:proofErr w:type="spellEnd"/>
-      <w:r>
-        <w:t xml:space="preserve">, </w:t>
-      </w:r>
-      <w:proofErr w:type="spellStart"/>
-      <w:r>
-        <w:rPr>
-          <w:b/>
-          <w:bCs/>
-        </w:rPr>
-        <w:t>JuegoEstrategia</w:t>
-      </w:r>
-      <w:proofErr w:type="spellEnd"/>
-      <w:r>
-        <w:t>, etc.</w:t>
-      </w:r>
-    </w:p>
-    <w:p>
-      <w:pPr>
-        <w:numPr>
-          <w:ilvl w:val="0"/>
-          <w:numId w:val="2"/>
-        </w:numPr>
-      </w:pPr>
-      <w:r>
-        <w:t xml:space="preserve">Implementa un </w:t>
-      </w:r>
-      <w:proofErr w:type="spellStart"/>
-      <w:r>
-        <w:rPr>
-          <w:b/>
-          <w:bCs/>
-        </w:rPr>
-        <w:t>GestorJuegos</w:t>
-      </w:r>
-      <w:proofErr w:type="spellEnd"/>
-      <w:r>
-        <w:t xml:space="preserve"> que:</w:t>
-      </w:r>
-    </w:p>
-    <w:p>
-      <w:pPr>
-        <w:numPr>
-          <w:ilvl w:val="1"/>
-          <w:numId w:val="2"/>
-        </w:numPr>
-      </w:pPr>
-      <w:r>
-        <w:t xml:space="preserve">Tenga un </w:t>
-      </w:r>
-      <w:proofErr w:type="spellStart"/>
-      <w:r>
-        <w:t>ArrayList</w:t>
-      </w:r>
-      <w:proofErr w:type="spellEnd"/>
-      <w:r>
-        <w:t xml:space="preserve"> de Juegos.</w:t>
-      </w:r>
-    </w:p>
-    <w:p>
-      <w:pPr>
-        <w:numPr>
-          <w:ilvl w:val="1"/>
-          <w:numId w:val="2"/>
-        </w:numPr>
-      </w:pPr>
-      <w:r>
-        <w:t>Permita agregar juegos.</w:t>
-      </w:r>
-    </w:p>
-    <w:p>
-      <w:pPr>
-        <w:numPr>
-          <w:ilvl w:val="1"/>
-          <w:numId w:val="2"/>
-        </w:numPr>
-      </w:pPr>
-      <w:r>
-        <w:t>Permita iniciar todos los juegos usando polimorfismo.</w:t>
-      </w:r>
-    </w:p>
-    <w:p>
-      <w:pPr>
-        <w:numPr>
-          <w:ilvl w:val="0"/>
-          <w:numId w:val="2"/>
-        </w:numPr>
-      </w:pPr>
-      <w:r>
-        <w:t xml:space="preserve">Crea un menú simulado en el </w:t>
-      </w:r>
-      <w:proofErr w:type="spellStart"/>
-      <w:r>
-        <w:t>main</w:t>
-      </w:r>
-      <w:proofErr w:type="spellEnd"/>
-      <w:r>
-        <w:t xml:space="preserve"> que:</w:t>
-      </w:r>
-    </w:p>
-    <w:p>
-      <w:pPr>
-        <w:numPr>
-          <w:ilvl w:val="1"/>
-          <w:numId w:val="2"/>
-        </w:numPr>
-      </w:pPr>
-      <w:r>
-        <w:t>Liste juegos</w:t>
-      </w:r>
-    </w:p>
-    <w:p>
-      <w:pPr>
-        <w:numPr>
-          <w:ilvl w:val="1"/>
-          <w:numId w:val="2"/>
-        </w:numPr>
-      </w:pPr>
-      <w:r>
-        <w:t>Ejecute acciones según el tipo real del juego</w:t>
-      </w:r>
-    </w:p>
-    <w:p>
-      <w:r>
-        <w:pict w14:anchorId="654B655A">
-          <v:rect id="_x0000_i1080" style="width:0;height:1.5pt" o:hralign="center" o:hrstd="t" o:hr="t" fillcolor="#a0a0a0" stroked="f"/>
-        </w:pict>
-      </w:r>
-    </w:p>
-    <w:p>
-      <w:pPr>
-        <w:rPr>
-          <w:b/>
-          <w:bCs/>
-        </w:rPr>
-      </w:pPr>
-      <w:r>
-        <w:rPr>
-          <w:b/>
-          <w:bCs/>
-        </w:rPr>
-        <w:t>3. Sistema de Vehículos con Modos de Transporte Híbridos</w:t>
+    <w:p/>
+    <w:p>
+      <w:pPr>
+        <w:rPr>
+          <w:b/>
+          <w:bCs/>
+        </w:rPr>
+      </w:pPr>
+      <w:r>
+        <w:rPr>
+          <w:b/>
+          <w:bCs/>
+        </w:rPr>
+        <w:t>Sistema de Vehículos con Modos de Transporte Híbridos</w:t>
       </w:r>
     </w:p>
     <w:p>
@@ -1069,7 +385,7 @@
     <w:p>
       <w:r>
         <w:pict w14:anchorId="187C08E3">
-          <v:rect id="_x0000_i1081" style="width:0;height:1.5pt" o:hralign="center" o:hrstd="t" o:hr="t" fillcolor="#a0a0a0" stroked="f"/>
+          <v:rect id="_x0000_i1027" style="width:0;height:1.5pt" o:hralign="center" o:hrstd="t" o:hr="t" fillcolor="#a0a0a0" stroked="f"/>
         </w:pict>
       </w:r>
     </w:p>
@@ -1085,7 +401,7 @@
           <w:b/>
           <w:bCs/>
         </w:rPr>
-        <w:t>4. Sistema de Biblioteca Digital con Tipos de Recursos</w:t>
+        <w:t>Sistema de Biblioteca Digital con Tipos de Recursos</w:t>
       </w:r>
     </w:p>
     <w:p>
@@ -1155,7 +471,6 @@
           <w:b/>
           <w:bCs/>
         </w:rPr>
-        <w:lastRenderedPageBreak/>
         <w:t>Descargable</w:t>
       </w:r>
       <w:r>
@@ -1275,6 +590,7 @@
         </w:numPr>
       </w:pPr>
       <w:r>
+        <w:lastRenderedPageBreak/>
         <w:t xml:space="preserve">Implementa una clase </w:t>
       </w:r>
       <w:r>
@@ -1367,7 +683,7 @@
     <w:p>
       <w:r>
         <w:pict w14:anchorId="696DA21C">
-          <v:rect id="_x0000_i1082" style="width:0;height:1.5pt" o:hralign="center" o:hrstd="t" o:hr="t" fillcolor="#a0a0a0" stroked="f"/>
+          <v:rect id="_x0000_i1028" style="width:0;height:1.5pt" o:hralign="center" o:hrstd="t" o:hr="t" fillcolor="#a0a0a0" stroked="f"/>
         </w:pict>
       </w:r>
     </w:p>
@@ -1383,7 +699,7 @@
           <w:b/>
           <w:bCs/>
         </w:rPr>
-        <w:t>5. Ecosistema Virtual con Especies Interconectadas</w:t>
+        <w:t>Ecosistema Virtual con Especies Interconectadas</w:t>
       </w:r>
     </w:p>
     <w:p>
@@ -1629,25 +945,18 @@
     </w:p>
     <w:p>
       <w:r>
-        <w:lastRenderedPageBreak/>
         <w:pict w14:anchorId="2DF10E79">
-          <v:rect id="_x0000_i1083" style="width:0;height:1.5pt" o:hralign="center" o:hrstd="t" o:hr="t" fillcolor="#a0a0a0" stroked="f"/>
+          <v:rect id="_x0000_i1038" style="width:0;height:1.5pt" o:hralign="center" o:bullet="t" o:hrstd="t" o:hr="t" fillcolor="#a0a0a0" stroked="f"/>
         </w:pict>
       </w:r>
     </w:p>
     <w:p>
-      <w:pPr>
-        <w:rPr>
-          <w:b/>
-          <w:bCs/>
-        </w:rPr>
-      </w:pPr>
-      <w:r>
-        <w:rPr>
-          <w:b/>
-          <w:bCs/>
-        </w:rPr>
-        <w:t>6. Gestor de Empleados con Roles Complejos</w:t>
+      <w:r>
+        <w:rPr>
+          <w:b/>
+          <w:bCs/>
+        </w:rPr>
+        <w:t>Gestor de Empleados con Roles Complejos</w:t>
       </w:r>
     </w:p>
     <w:p>
@@ -1726,6 +1035,7 @@
         </w:numPr>
       </w:pPr>
       <w:r>
+        <w:lastRenderedPageBreak/>
         <w:t>Interfaces:</w:t>
       </w:r>
     </w:p>
@@ -1905,7 +1215,7 @@
     <w:p>
       <w:r>
         <w:pict w14:anchorId="13C50CEE">
-          <v:rect id="_x0000_i1084" style="width:0;height:1.5pt" o:hralign="center" o:hrstd="t" o:hr="t" fillcolor="#a0a0a0" stroked="f"/>
+          <v:rect id="_x0000_i1030" style="width:0;height:1.5pt" o:hralign="center" o:hrstd="t" o:hr="t" fillcolor="#a0a0a0" stroked="f"/>
         </w:pict>
       </w:r>
     </w:p>
@@ -1921,7 +1231,7 @@
           <w:b/>
           <w:bCs/>
         </w:rPr>
-        <w:t>7. Plataforma de Música con Formatos Diferentes</w:t>
+        <w:t>Plataforma de Música con Formatos Diferentes</w:t>
       </w:r>
     </w:p>
     <w:p>
@@ -2123,7 +1433,6 @@
         </w:numPr>
       </w:pPr>
       <w:r>
-        <w:lastRenderedPageBreak/>
         <w:t>Simulación:</w:t>
       </w:r>
     </w:p>
@@ -2179,7 +1488,7 @@
     <w:p>
       <w:r>
         <w:pict w14:anchorId="098DB931">
-          <v:rect id="_x0000_i1085" style="width:0;height:1.5pt" o:hralign="center" o:hrstd="t" o:hr="t" fillcolor="#a0a0a0" stroked="f"/>
+          <v:rect id="_x0000_i1031" style="width:0;height:1.5pt" o:hralign="center" o:hrstd="t" o:hr="t" fillcolor="#a0a0a0" stroked="f"/>
         </w:pict>
       </w:r>
     </w:p>
@@ -2195,7 +1504,8 @@
           <w:b/>
           <w:bCs/>
         </w:rPr>
-        <w:t>8. Parque de Atracciones Virtual con Máquinas Diferentes</w:t>
+        <w:lastRenderedPageBreak/>
+        <w:t>Parque de Atracciones Virtual con Máquinas Diferentes</w:t>
       </w:r>
     </w:p>
     <w:p>
@@ -2408,23 +1718,17 @@
     <w:p>
       <w:r>
         <w:pict w14:anchorId="1D063F28">
-          <v:rect id="_x0000_i1086" style="width:0;height:1.5pt" o:hralign="center" o:hrstd="t" o:hr="t" fillcolor="#a0a0a0" stroked="f"/>
+          <v:rect id="_x0000_i1041" style="width:0;height:1.5pt" o:hralign="center" o:bullet="t" o:hrstd="t" o:hr="t" fillcolor="#a0a0a0" stroked="f"/>
         </w:pict>
       </w:r>
     </w:p>
     <w:p>
-      <w:pPr>
-        <w:rPr>
-          <w:b/>
-          <w:bCs/>
-        </w:rPr>
-      </w:pPr>
-      <w:r>
-        <w:rPr>
-          <w:b/>
-          <w:bCs/>
-        </w:rPr>
-        <w:t>9. Sistema Educativo con Tipos de Cursos</w:t>
+      <w:r>
+        <w:rPr>
+          <w:b/>
+          <w:bCs/>
+        </w:rPr>
+        <w:t>Sistema Educativo con Tipos de Cursos</w:t>
       </w:r>
     </w:p>
     <w:p>
@@ -2508,7 +1812,6 @@
           <w:b/>
           <w:bCs/>
         </w:rPr>
-        <w:lastRenderedPageBreak/>
         <w:t>Certificable</w:t>
       </w:r>
       <w:r>
@@ -2638,6 +1941,7 @@
         </w:numPr>
       </w:pPr>
       <w:r>
+        <w:lastRenderedPageBreak/>
         <w:t xml:space="preserve">Simulación en </w:t>
       </w:r>
       <w:proofErr w:type="spellStart"/>
@@ -2685,7 +1989,7 @@
     <w:p>
       <w:r>
         <w:pict w14:anchorId="13B19768">
-          <v:rect id="_x0000_i1087" style="width:0;height:1.5pt" o:hralign="center" o:hrstd="t" o:hr="t" fillcolor="#a0a0a0" stroked="f"/>
+          <v:rect id="_x0000_i1033" style="width:0;height:1.5pt" o:hralign="center" o:hrstd="t" o:hr="t" fillcolor="#a0a0a0" stroked="f"/>
         </w:pict>
       </w:r>
     </w:p>
@@ -2701,7 +2005,7 @@
           <w:b/>
           <w:bCs/>
         </w:rPr>
-        <w:t>10. Sistema Completo de Naves Espaciales con Clasificación Compleja</w:t>
+        <w:t>Sistema Completo de Naves Espaciales con Clasificación Compleja</w:t>
       </w:r>
     </w:p>
     <w:p>
@@ -2982,7 +2286,6 @@
         </w:numPr>
       </w:pPr>
       <w:r>
-        <w:lastRenderedPageBreak/>
         <w:t xml:space="preserve">Se detecten capacidades especiales con </w:t>
       </w:r>
       <w:proofErr w:type="spellStart"/>
@@ -3000,6 +2303,1023 @@
       </w:pPr>
       <w:r>
         <w:t>Se simule una misión completa</w:t>
+      </w:r>
+    </w:p>
+    <w:p>
+      <w:pPr>
+        <w:rPr>
+          <w:b/>
+          <w:bCs/>
+        </w:rPr>
+      </w:pPr>
+    </w:p>
+    <w:p>
+      <w:pPr>
+        <w:rPr>
+          <w:b/>
+          <w:bCs/>
+        </w:rPr>
+      </w:pPr>
+    </w:p>
+    <w:p>
+      <w:pPr>
+        <w:rPr>
+          <w:b/>
+          <w:bCs/>
+        </w:rPr>
+      </w:pPr>
+    </w:p>
+    <w:p>
+      <w:pPr>
+        <w:rPr>
+          <w:b/>
+          <w:bCs/>
+        </w:rPr>
+      </w:pPr>
+    </w:p>
+    <w:p>
+      <w:pPr>
+        <w:rPr>
+          <w:b/>
+          <w:bCs/>
+        </w:rPr>
+      </w:pPr>
+      <w:r>
+        <w:rPr>
+          <w:b/>
+          <w:bCs/>
+        </w:rPr>
+        <w:lastRenderedPageBreak/>
+        <w:t>Sistema de Gestión de Paquetes de Envío en una Empresa Logística</w:t>
+      </w:r>
+    </w:p>
+    <w:p>
+      <w:pPr>
+        <w:rPr>
+          <w:b/>
+          <w:bCs/>
+        </w:rPr>
+      </w:pPr>
+      <w:r>
+        <w:rPr>
+          <w:b/>
+          <w:bCs/>
+        </w:rPr>
+        <w:t>Descripción general</w:t>
+      </w:r>
+    </w:p>
+    <w:p>
+      <w:r>
+        <w:t>Crea un sistema que controle distintos tipos de envíos.</w:t>
+      </w:r>
+    </w:p>
+    <w:p>
+      <w:pPr>
+        <w:rPr>
+          <w:b/>
+          <w:bCs/>
+        </w:rPr>
+      </w:pPr>
+      <w:r>
+        <w:rPr>
+          <w:b/>
+          <w:bCs/>
+        </w:rPr>
+        <w:t>1. Clase abstracta</w:t>
+      </w:r>
+    </w:p>
+    <w:p>
+      <w:r>
+        <w:rPr>
+          <w:b/>
+          <w:bCs/>
+        </w:rPr>
+        <w:t>Paquete</w:t>
+      </w:r>
+      <w:r>
+        <w:t>:</w:t>
+      </w:r>
+    </w:p>
+    <w:p>
+      <w:pPr>
+        <w:numPr>
+          <w:ilvl w:val="0"/>
+          <w:numId w:val="12"/>
+        </w:numPr>
+      </w:pPr>
+      <w:r>
+        <w:t>peso, origen, destino, id</w:t>
+      </w:r>
+    </w:p>
+    <w:p>
+      <w:pPr>
+        <w:numPr>
+          <w:ilvl w:val="0"/>
+          <w:numId w:val="12"/>
+        </w:numPr>
+      </w:pPr>
+      <w:r>
+        <w:t xml:space="preserve">método abstracto </w:t>
+      </w:r>
+      <w:proofErr w:type="spellStart"/>
+      <w:proofErr w:type="gramStart"/>
+      <w:r>
+        <w:t>calcularCosto</w:t>
+      </w:r>
+      <w:proofErr w:type="spellEnd"/>
+      <w:r>
+        <w:t>(</w:t>
+      </w:r>
+      <w:proofErr w:type="gramEnd"/>
+      <w:r>
+        <w:t>)</w:t>
+      </w:r>
+    </w:p>
+    <w:p>
+      <w:pPr>
+        <w:rPr>
+          <w:b/>
+          <w:bCs/>
+        </w:rPr>
+      </w:pPr>
+      <w:r>
+        <w:rPr>
+          <w:b/>
+          <w:bCs/>
+        </w:rPr>
+        <w:t>2. Interfaces</w:t>
+      </w:r>
+    </w:p>
+    <w:p>
+      <w:pPr>
+        <w:numPr>
+          <w:ilvl w:val="0"/>
+          <w:numId w:val="13"/>
+        </w:numPr>
+      </w:pPr>
+      <w:r>
+        <w:rPr>
+          <w:b/>
+          <w:bCs/>
+        </w:rPr>
+        <w:t>Asegurable</w:t>
+      </w:r>
+      <w:r>
+        <w:t xml:space="preserve"> → </w:t>
+      </w:r>
+      <w:proofErr w:type="gramStart"/>
+      <w:r>
+        <w:t>asegurar(</w:t>
+      </w:r>
+      <w:proofErr w:type="gramEnd"/>
+      <w:r>
+        <w:t>)</w:t>
+      </w:r>
+    </w:p>
+    <w:p>
+      <w:pPr>
+        <w:numPr>
+          <w:ilvl w:val="0"/>
+          <w:numId w:val="13"/>
+        </w:numPr>
+      </w:pPr>
+      <w:r>
+        <w:rPr>
+          <w:b/>
+          <w:bCs/>
+        </w:rPr>
+        <w:t>Seguimiento</w:t>
+      </w:r>
+      <w:r>
+        <w:t xml:space="preserve"> → </w:t>
+      </w:r>
+      <w:proofErr w:type="spellStart"/>
+      <w:proofErr w:type="gramStart"/>
+      <w:r>
+        <w:t>trackear</w:t>
+      </w:r>
+      <w:proofErr w:type="spellEnd"/>
+      <w:r>
+        <w:t>(</w:t>
+      </w:r>
+      <w:proofErr w:type="gramEnd"/>
+      <w:r>
+        <w:t>)</w:t>
+      </w:r>
+    </w:p>
+    <w:p>
+      <w:pPr>
+        <w:rPr>
+          <w:b/>
+          <w:bCs/>
+        </w:rPr>
+      </w:pPr>
+      <w:r>
+        <w:rPr>
+          <w:b/>
+          <w:bCs/>
+        </w:rPr>
+        <w:t>3. Subclases</w:t>
+      </w:r>
+    </w:p>
+    <w:p>
+      <w:pPr>
+        <w:numPr>
+          <w:ilvl w:val="0"/>
+          <w:numId w:val="14"/>
+        </w:numPr>
+      </w:pPr>
+      <w:proofErr w:type="spellStart"/>
+      <w:r>
+        <w:rPr>
+          <w:b/>
+          <w:bCs/>
+        </w:rPr>
+        <w:t>PaqueteEstandar</w:t>
+      </w:r>
+      <w:proofErr w:type="spellEnd"/>
+    </w:p>
+    <w:p>
+      <w:pPr>
+        <w:numPr>
+          <w:ilvl w:val="0"/>
+          <w:numId w:val="14"/>
+        </w:numPr>
+      </w:pPr>
+      <w:proofErr w:type="spellStart"/>
+      <w:r>
+        <w:rPr>
+          <w:b/>
+          <w:bCs/>
+        </w:rPr>
+        <w:t>PaqueteExpress</w:t>
+      </w:r>
+      <w:proofErr w:type="spellEnd"/>
+      <w:r>
+        <w:t xml:space="preserve"> (implementa Seguimiento)</w:t>
+      </w:r>
+    </w:p>
+    <w:p>
+      <w:pPr>
+        <w:numPr>
+          <w:ilvl w:val="0"/>
+          <w:numId w:val="14"/>
+        </w:numPr>
+      </w:pPr>
+      <w:proofErr w:type="spellStart"/>
+      <w:r>
+        <w:rPr>
+          <w:b/>
+          <w:bCs/>
+        </w:rPr>
+        <w:t>PaqueteInternacional</w:t>
+      </w:r>
+      <w:proofErr w:type="spellEnd"/>
+      <w:r>
+        <w:t xml:space="preserve"> (implementa Asegurable y Seguimiento)</w:t>
+      </w:r>
+    </w:p>
+    <w:p>
+      <w:pPr>
+        <w:rPr>
+          <w:b/>
+          <w:bCs/>
+        </w:rPr>
+      </w:pPr>
+      <w:r>
+        <w:rPr>
+          <w:b/>
+          <w:bCs/>
+        </w:rPr>
+        <w:t xml:space="preserve">4. </w:t>
+      </w:r>
+      <w:proofErr w:type="spellStart"/>
+      <w:r>
+        <w:rPr>
+          <w:b/>
+          <w:bCs/>
+        </w:rPr>
+        <w:t>GestorEnvios</w:t>
+      </w:r>
+      <w:proofErr w:type="spellEnd"/>
+    </w:p>
+    <w:p>
+      <w:r>
+        <w:t>Debe usar:</w:t>
+      </w:r>
+    </w:p>
+    <w:p>
+      <w:pPr>
+        <w:numPr>
+          <w:ilvl w:val="0"/>
+          <w:numId w:val="15"/>
+        </w:numPr>
+      </w:pPr>
+      <w:proofErr w:type="spellStart"/>
+      <w:r>
+        <w:t>ArrayList</w:t>
+      </w:r>
+      <w:proofErr w:type="spellEnd"/>
+      <w:r>
+        <w:t>&lt;Paquete&gt;</w:t>
+      </w:r>
+    </w:p>
+    <w:p>
+      <w:pPr>
+        <w:numPr>
+          <w:ilvl w:val="0"/>
+          <w:numId w:val="15"/>
+        </w:numPr>
+      </w:pPr>
+      <w:proofErr w:type="spellStart"/>
+      <w:r>
+        <w:t>HashMap</w:t>
+      </w:r>
+      <w:proofErr w:type="spellEnd"/>
+      <w:r>
+        <w:t>&lt;</w:t>
+      </w:r>
+      <w:proofErr w:type="spellStart"/>
+      <w:r>
+        <w:t>String</w:t>
+      </w:r>
+      <w:proofErr w:type="spellEnd"/>
+      <w:r>
+        <w:t xml:space="preserve">, </w:t>
+      </w:r>
+      <w:proofErr w:type="spellStart"/>
+      <w:r>
+        <w:t>Integer</w:t>
+      </w:r>
+      <w:proofErr w:type="spellEnd"/>
+      <w:r>
+        <w:t>&gt; → contador de paquetes por tipo</w:t>
+      </w:r>
+    </w:p>
+    <w:p>
+      <w:pPr>
+        <w:numPr>
+          <w:ilvl w:val="0"/>
+          <w:numId w:val="15"/>
+        </w:numPr>
+      </w:pPr>
+      <w:proofErr w:type="spellStart"/>
+      <w:r>
+        <w:t>HashSet</w:t>
+      </w:r>
+      <w:proofErr w:type="spellEnd"/>
+      <w:r>
+        <w:t>&lt;</w:t>
+      </w:r>
+      <w:proofErr w:type="spellStart"/>
+      <w:r>
+        <w:t>Integer</w:t>
+      </w:r>
+      <w:proofErr w:type="spellEnd"/>
+      <w:r>
+        <w:t xml:space="preserve">&gt; → </w:t>
+      </w:r>
+      <w:proofErr w:type="spellStart"/>
+      <w:r>
+        <w:t>ids</w:t>
+      </w:r>
+      <w:proofErr w:type="spellEnd"/>
+      <w:r>
+        <w:t xml:space="preserve"> registrados</w:t>
+      </w:r>
+    </w:p>
+    <w:p>
+      <w:r>
+        <w:t>Permite:</w:t>
+      </w:r>
+    </w:p>
+    <w:p>
+      <w:pPr>
+        <w:numPr>
+          <w:ilvl w:val="0"/>
+          <w:numId w:val="16"/>
+        </w:numPr>
+      </w:pPr>
+      <w:r>
+        <w:t>Registrar paquetes</w:t>
+      </w:r>
+    </w:p>
+    <w:p>
+      <w:pPr>
+        <w:numPr>
+          <w:ilvl w:val="0"/>
+          <w:numId w:val="16"/>
+        </w:numPr>
+      </w:pPr>
+      <w:r>
+        <w:t>Calcular costos por polimorfismo</w:t>
+      </w:r>
+    </w:p>
+    <w:p>
+      <w:pPr>
+        <w:numPr>
+          <w:ilvl w:val="0"/>
+          <w:numId w:val="16"/>
+        </w:numPr>
+      </w:pPr>
+      <w:r>
+        <w:t>Mostrar seguimiento si corresponde</w:t>
+      </w:r>
+    </w:p>
+    <w:p>
+      <w:pPr>
+        <w:numPr>
+          <w:ilvl w:val="0"/>
+          <w:numId w:val="16"/>
+        </w:numPr>
+      </w:pPr>
+      <w:r>
+        <w:t>Asegurar si es internacional</w:t>
+      </w:r>
+    </w:p>
+    <w:p>
+      <w:pPr>
+        <w:rPr>
+          <w:b/>
+          <w:bCs/>
+        </w:rPr>
+      </w:pPr>
+      <w:r>
+        <w:rPr>
+          <w:b/>
+          <w:bCs/>
+        </w:rPr>
+        <w:t>5. Menú</w:t>
+      </w:r>
+    </w:p>
+    <w:p>
+      <w:pPr>
+        <w:numPr>
+          <w:ilvl w:val="0"/>
+          <w:numId w:val="17"/>
+        </w:numPr>
+      </w:pPr>
+      <w:r>
+        <w:t>Crear paquete</w:t>
+      </w:r>
+    </w:p>
+    <w:p>
+      <w:pPr>
+        <w:numPr>
+          <w:ilvl w:val="0"/>
+          <w:numId w:val="17"/>
+        </w:numPr>
+      </w:pPr>
+      <w:r>
+        <w:t>Listar todos</w:t>
+      </w:r>
+    </w:p>
+    <w:p>
+      <w:pPr>
+        <w:numPr>
+          <w:ilvl w:val="0"/>
+          <w:numId w:val="17"/>
+        </w:numPr>
+      </w:pPr>
+      <w:r>
+        <w:t>Calcular costo individual</w:t>
+      </w:r>
+    </w:p>
+    <w:p>
+      <w:pPr>
+        <w:numPr>
+          <w:ilvl w:val="0"/>
+          <w:numId w:val="17"/>
+        </w:numPr>
+      </w:pPr>
+      <w:r>
+        <w:lastRenderedPageBreak/>
+        <w:t>Hacer seguimiento</w:t>
+      </w:r>
+    </w:p>
+    <w:p>
+      <w:pPr>
+        <w:numPr>
+          <w:ilvl w:val="0"/>
+          <w:numId w:val="17"/>
+        </w:numPr>
+      </w:pPr>
+      <w:r>
+        <w:t>Asegurar si corresponde</w:t>
+      </w:r>
+    </w:p>
+    <w:p/>
+    <w:p>
+      <w:pPr>
+        <w:rPr>
+          <w:b/>
+          <w:bCs/>
+        </w:rPr>
+      </w:pPr>
+      <w:r>
+        <w:rPr>
+          <w:b/>
+          <w:bCs/>
+        </w:rPr>
+        <w:t>Sistema de Gestión de Productos en un Supermercado Inteligente</w:t>
+      </w:r>
+    </w:p>
+    <w:p>
+      <w:pPr>
+        <w:rPr>
+          <w:b/>
+          <w:bCs/>
+        </w:rPr>
+      </w:pPr>
+      <w:r>
+        <w:rPr>
+          <w:b/>
+          <w:bCs/>
+        </w:rPr>
+        <w:t>Descripción general</w:t>
+      </w:r>
+    </w:p>
+    <w:p>
+      <w:r>
+        <w:t>El supermercado quiere automatizar sus secciones y productos.</w:t>
+      </w:r>
+    </w:p>
+    <w:p>
+      <w:pPr>
+        <w:rPr>
+          <w:b/>
+          <w:bCs/>
+        </w:rPr>
+      </w:pPr>
+      <w:r>
+        <w:rPr>
+          <w:b/>
+          <w:bCs/>
+        </w:rPr>
+        <w:t>1. Clase abstracta</w:t>
+      </w:r>
+    </w:p>
+    <w:p>
+      <w:r>
+        <w:rPr>
+          <w:b/>
+          <w:bCs/>
+        </w:rPr>
+        <w:t>Producto</w:t>
+      </w:r>
+      <w:r>
+        <w:t>:</w:t>
+      </w:r>
+    </w:p>
+    <w:p>
+      <w:pPr>
+        <w:numPr>
+          <w:ilvl w:val="0"/>
+          <w:numId w:val="18"/>
+        </w:numPr>
+      </w:pPr>
+      <w:r>
+        <w:t>nombre, precio, id</w:t>
+      </w:r>
+    </w:p>
+    <w:p>
+      <w:pPr>
+        <w:numPr>
+          <w:ilvl w:val="0"/>
+          <w:numId w:val="18"/>
+        </w:numPr>
+      </w:pPr>
+      <w:r>
+        <w:t xml:space="preserve">método abstracto </w:t>
+      </w:r>
+      <w:proofErr w:type="spellStart"/>
+      <w:proofErr w:type="gramStart"/>
+      <w:r>
+        <w:t>calcularPrecioFinal</w:t>
+      </w:r>
+      <w:proofErr w:type="spellEnd"/>
+      <w:r>
+        <w:t>(</w:t>
+      </w:r>
+      <w:proofErr w:type="gramEnd"/>
+      <w:r>
+        <w:t>)</w:t>
+      </w:r>
+    </w:p>
+    <w:p>
+      <w:pPr>
+        <w:rPr>
+          <w:b/>
+          <w:bCs/>
+        </w:rPr>
+      </w:pPr>
+      <w:r>
+        <w:rPr>
+          <w:b/>
+          <w:bCs/>
+        </w:rPr>
+        <w:t>2. Interfaces</w:t>
+      </w:r>
+    </w:p>
+    <w:p>
+      <w:pPr>
+        <w:numPr>
+          <w:ilvl w:val="0"/>
+          <w:numId w:val="19"/>
+        </w:numPr>
+      </w:pPr>
+      <w:r>
+        <w:rPr>
+          <w:b/>
+          <w:bCs/>
+        </w:rPr>
+        <w:t>Perecedero</w:t>
+      </w:r>
+      <w:r>
+        <w:t xml:space="preserve"> → método </w:t>
+      </w:r>
+      <w:proofErr w:type="spellStart"/>
+      <w:proofErr w:type="gramStart"/>
+      <w:r>
+        <w:t>diasRestantes</w:t>
+      </w:r>
+      <w:proofErr w:type="spellEnd"/>
+      <w:r>
+        <w:t>(</w:t>
+      </w:r>
+      <w:proofErr w:type="gramEnd"/>
+      <w:r>
+        <w:t>)</w:t>
+      </w:r>
+    </w:p>
+    <w:p>
+      <w:pPr>
+        <w:numPr>
+          <w:ilvl w:val="0"/>
+          <w:numId w:val="19"/>
+        </w:numPr>
+      </w:pPr>
+      <w:proofErr w:type="spellStart"/>
+      <w:r>
+        <w:rPr>
+          <w:b/>
+          <w:bCs/>
+        </w:rPr>
+        <w:t>Pesable</w:t>
+      </w:r>
+      <w:proofErr w:type="spellEnd"/>
+      <w:r>
+        <w:t xml:space="preserve"> → método </w:t>
+      </w:r>
+      <w:proofErr w:type="gramStart"/>
+      <w:r>
+        <w:t>pesar(</w:t>
+      </w:r>
+      <w:proofErr w:type="gramEnd"/>
+      <w:r>
+        <w:t>)</w:t>
+      </w:r>
+    </w:p>
+    <w:p>
+      <w:pPr>
+        <w:rPr>
+          <w:b/>
+          <w:bCs/>
+        </w:rPr>
+      </w:pPr>
+      <w:r>
+        <w:rPr>
+          <w:b/>
+          <w:bCs/>
+        </w:rPr>
+        <w:t>3. Subclases</w:t>
+      </w:r>
+    </w:p>
+    <w:p>
+      <w:pPr>
+        <w:numPr>
+          <w:ilvl w:val="0"/>
+          <w:numId w:val="20"/>
+        </w:numPr>
+      </w:pPr>
+      <w:proofErr w:type="spellStart"/>
+      <w:r>
+        <w:rPr>
+          <w:b/>
+          <w:bCs/>
+        </w:rPr>
+        <w:t>ProductoEnlatado</w:t>
+      </w:r>
+      <w:proofErr w:type="spellEnd"/>
+    </w:p>
+    <w:p>
+      <w:pPr>
+        <w:numPr>
+          <w:ilvl w:val="0"/>
+          <w:numId w:val="20"/>
+        </w:numPr>
+      </w:pPr>
+      <w:proofErr w:type="spellStart"/>
+      <w:r>
+        <w:rPr>
+          <w:b/>
+          <w:bCs/>
+        </w:rPr>
+        <w:t>ProductoFresco</w:t>
+      </w:r>
+      <w:proofErr w:type="spellEnd"/>
+      <w:r>
+        <w:t xml:space="preserve"> (implementa Perecedero)</w:t>
+      </w:r>
+    </w:p>
+    <w:p>
+      <w:pPr>
+        <w:numPr>
+          <w:ilvl w:val="0"/>
+          <w:numId w:val="20"/>
+        </w:numPr>
+      </w:pPr>
+      <w:proofErr w:type="spellStart"/>
+      <w:r>
+        <w:rPr>
+          <w:b/>
+          <w:bCs/>
+        </w:rPr>
+        <w:t>ProductoGranel</w:t>
+      </w:r>
+      <w:proofErr w:type="spellEnd"/>
+      <w:r>
+        <w:t xml:space="preserve"> (implementa </w:t>
+      </w:r>
+      <w:proofErr w:type="spellStart"/>
+      <w:r>
+        <w:t>Pesable</w:t>
+      </w:r>
+      <w:proofErr w:type="spellEnd"/>
+      <w:r>
+        <w:t>)</w:t>
+      </w:r>
+    </w:p>
+    <w:p>
+      <w:pPr>
+        <w:numPr>
+          <w:ilvl w:val="0"/>
+          <w:numId w:val="20"/>
+        </w:numPr>
+      </w:pPr>
+      <w:proofErr w:type="spellStart"/>
+      <w:r>
+        <w:rPr>
+          <w:b/>
+          <w:bCs/>
+        </w:rPr>
+        <w:t>ProductoOrganico</w:t>
+      </w:r>
+      <w:proofErr w:type="spellEnd"/>
+      <w:r>
+        <w:t xml:space="preserve"> (implementar lo que corresponda según diseño propio)</w:t>
+      </w:r>
+    </w:p>
+    <w:p>
+      <w:pPr>
+        <w:rPr>
+          <w:b/>
+          <w:bCs/>
+        </w:rPr>
+      </w:pPr>
+      <w:r>
+        <w:rPr>
+          <w:b/>
+          <w:bCs/>
+        </w:rPr>
+        <w:t xml:space="preserve">4. </w:t>
+      </w:r>
+      <w:proofErr w:type="spellStart"/>
+      <w:r>
+        <w:rPr>
+          <w:b/>
+          <w:bCs/>
+        </w:rPr>
+        <w:t>GestorSupermercado</w:t>
+      </w:r>
+      <w:proofErr w:type="spellEnd"/>
+    </w:p>
+    <w:p>
+      <w:r>
+        <w:t>Contendrá:</w:t>
+      </w:r>
+    </w:p>
+    <w:p>
+      <w:pPr>
+        <w:numPr>
+          <w:ilvl w:val="0"/>
+          <w:numId w:val="21"/>
+        </w:numPr>
+      </w:pPr>
+      <w:proofErr w:type="spellStart"/>
+      <w:r>
+        <w:t>ArrayList</w:t>
+      </w:r>
+      <w:proofErr w:type="spellEnd"/>
+      <w:r>
+        <w:t>&lt;Producto&gt;</w:t>
+      </w:r>
+    </w:p>
+    <w:p>
+      <w:pPr>
+        <w:numPr>
+          <w:ilvl w:val="0"/>
+          <w:numId w:val="21"/>
+        </w:numPr>
+      </w:pPr>
+      <w:proofErr w:type="spellStart"/>
+      <w:r>
+        <w:t>HashMap</w:t>
+      </w:r>
+      <w:proofErr w:type="spellEnd"/>
+      <w:r>
+        <w:t xml:space="preserve"> por secciones: </w:t>
+      </w:r>
+      <w:proofErr w:type="spellStart"/>
+      <w:r>
+        <w:t>Map</w:t>
+      </w:r>
+      <w:proofErr w:type="spellEnd"/>
+      <w:r>
+        <w:t>&lt;</w:t>
+      </w:r>
+      <w:proofErr w:type="spellStart"/>
+      <w:r>
+        <w:t>String</w:t>
+      </w:r>
+      <w:proofErr w:type="spellEnd"/>
+      <w:r>
+        <w:t xml:space="preserve">, </w:t>
+      </w:r>
+      <w:proofErr w:type="spellStart"/>
+      <w:r>
+        <w:t>ArrayList</w:t>
+      </w:r>
+      <w:proofErr w:type="spellEnd"/>
+      <w:r>
+        <w:t>&lt;Producto&gt;&gt;</w:t>
+      </w:r>
+    </w:p>
+    <w:p>
+      <w:pPr>
+        <w:numPr>
+          <w:ilvl w:val="0"/>
+          <w:numId w:val="21"/>
+        </w:numPr>
+      </w:pPr>
+      <w:proofErr w:type="spellStart"/>
+      <w:r>
+        <w:t>HashSet</w:t>
+      </w:r>
+      <w:proofErr w:type="spellEnd"/>
+      <w:r>
+        <w:t>&lt;</w:t>
+      </w:r>
+      <w:proofErr w:type="spellStart"/>
+      <w:r>
+        <w:t>Integer</w:t>
+      </w:r>
+      <w:proofErr w:type="spellEnd"/>
+      <w:r>
+        <w:t xml:space="preserve">&gt; para </w:t>
+      </w:r>
+      <w:proofErr w:type="spellStart"/>
+      <w:r>
+        <w:t>ids</w:t>
+      </w:r>
+      <w:proofErr w:type="spellEnd"/>
+      <w:r>
+        <w:t xml:space="preserve"> usados</w:t>
+      </w:r>
+    </w:p>
+    <w:p>
+      <w:r>
+        <w:t>Debe permitir:</w:t>
+      </w:r>
+    </w:p>
+    <w:p>
+      <w:pPr>
+        <w:numPr>
+          <w:ilvl w:val="0"/>
+          <w:numId w:val="22"/>
+        </w:numPr>
+      </w:pPr>
+      <w:r>
+        <w:t>Agregar productos</w:t>
+      </w:r>
+    </w:p>
+    <w:p>
+      <w:pPr>
+        <w:numPr>
+          <w:ilvl w:val="0"/>
+          <w:numId w:val="22"/>
+        </w:numPr>
+      </w:pPr>
+      <w:r>
+        <w:t>Listar por sección</w:t>
+      </w:r>
+    </w:p>
+    <w:p>
+      <w:pPr>
+        <w:numPr>
+          <w:ilvl w:val="0"/>
+          <w:numId w:val="22"/>
+        </w:numPr>
+      </w:pPr>
+      <w:r>
+        <w:t>Calcular precio final de todos</w:t>
+      </w:r>
+    </w:p>
+    <w:p>
+      <w:pPr>
+        <w:numPr>
+          <w:ilvl w:val="0"/>
+          <w:numId w:val="22"/>
+        </w:numPr>
+      </w:pPr>
+      <w:r>
+        <w:t xml:space="preserve">Ver productos perecederos o </w:t>
+      </w:r>
+      <w:proofErr w:type="spellStart"/>
+      <w:r>
+        <w:t>pesables</w:t>
+      </w:r>
+      <w:proofErr w:type="spellEnd"/>
+      <w:r>
+        <w:t xml:space="preserve"> según interfaz</w:t>
+      </w:r>
+    </w:p>
+    <w:p>
+      <w:pPr>
+        <w:rPr>
+          <w:b/>
+          <w:bCs/>
+        </w:rPr>
+      </w:pPr>
+      <w:r>
+        <w:rPr>
+          <w:b/>
+          <w:bCs/>
+        </w:rPr>
+        <w:lastRenderedPageBreak/>
+        <w:t>5. Menú</w:t>
+      </w:r>
+    </w:p>
+    <w:p>
+      <w:pPr>
+        <w:numPr>
+          <w:ilvl w:val="0"/>
+          <w:numId w:val="23"/>
+        </w:numPr>
+      </w:pPr>
+      <w:r>
+        <w:t>Añadir producto</w:t>
+      </w:r>
+    </w:p>
+    <w:p>
+      <w:pPr>
+        <w:numPr>
+          <w:ilvl w:val="0"/>
+          <w:numId w:val="23"/>
+        </w:numPr>
+      </w:pPr>
+      <w:r>
+        <w:t>Consultar sección</w:t>
+      </w:r>
+    </w:p>
+    <w:p>
+      <w:pPr>
+        <w:numPr>
+          <w:ilvl w:val="0"/>
+          <w:numId w:val="23"/>
+        </w:numPr>
+      </w:pPr>
+      <w:r>
+        <w:t>Calcular total del inventario</w:t>
+      </w:r>
+    </w:p>
+    <w:p>
+      <w:pPr>
+        <w:numPr>
+          <w:ilvl w:val="0"/>
+          <w:numId w:val="23"/>
+        </w:numPr>
+      </w:pPr>
+      <w:r>
+        <w:t>Operaciones por tipo real (</w:t>
+      </w:r>
+      <w:proofErr w:type="spellStart"/>
+      <w:r>
+        <w:t>instanceof</w:t>
+      </w:r>
+      <w:proofErr w:type="spellEnd"/>
+      <w:r>
+        <w:t>)</w:t>
       </w:r>
     </w:p>
     <w:p/>
@@ -3015,7 +3335,464 @@
 
 <file path=word/numbering.xml><?xml version="1.0" encoding="utf-8"?>
 <w:numbering xmlns:wpc="http://schemas.microsoft.com/office/word/2010/wordprocessingCanvas" xmlns:cx="http://schemas.microsoft.com/office/drawing/2014/chartex" xmlns:cx1="http://schemas.microsoft.com/office/drawing/2015/9/8/chartex" xmlns:cx2="http://schemas.microsoft.com/office/drawing/2015/10/21/chartex" xmlns:cx3="http://schemas.microsoft.com/office/drawing/2016/5/9/chartex" xmlns:cx4="http://schemas.microsoft.com/office/drawing/2016/5/10/chartex" xmlns:cx5="http://schemas.microsoft.com/office/drawing/2016/5/11/chartex" xmlns:cx6="http://schemas.microsoft.com/office/drawing/2016/5/12/chartex" xmlns:cx7="http://schemas.microsoft.com/office/drawing/2016/5/13/chartex" xmlns:cx8="http://schemas.microsoft.com/office/drawing/2016/5/14/chartex" xmlns:mc="http://schemas.openxmlformats.org/markup-compatibility/2006" xmlns:aink="http://schemas.microsoft.com/office/drawing/2016/ink" xmlns:am3d="http://schemas.microsoft.com/office/drawing/2017/model3d" xmlns:o="urn:schemas-microsoft-com:office:office" xmlns:oel="http://schemas.microsoft.com/office/2019/extlst" xmlns:r="http://schemas.openxmlformats.org/officeDocument/2006/relationships" xmlns:m="http://schemas.openxmlformats.org/officeDocument/2006/math" xmlns:v="urn:schemas-microsoft-com:vml" xmlns:wp14="http://schemas.microsoft.com/office/word/2010/wordprocessingDrawing" xmlns:wp="http://schemas.openxmlformats.org/drawingml/2006/wordprocessingDrawing" xmlns:w10="urn:schemas-microsoft-com:office:word" xmlns:w="http://schemas.openxmlformats.org/wordprocessingml/2006/main" xmlns:w14="http://schemas.microsoft.com/office/word/2010/wordml" xmlns:w15="http://schemas.microsoft.com/office/word/2012/wordml" xmlns:w16cex="http://schemas.microsoft.com/office/word/2018/wordml/cex" xmlns:w16cid="http://schemas.microsoft.com/office/word/2016/wordml/cid" xmlns:w16="http://schemas.microsoft.com/office/word/2018/wordml" xmlns:w16sdtdh="http://schemas.microsoft.com/office/word/2020/wordml/sdtdatahash" xmlns:w16se="http://schemas.microsoft.com/office/word/2015/wordml/symex" xmlns:wpg="http://schemas.microsoft.com/office/word/2010/wordprocessingGroup" xmlns:wpi="http://schemas.microsoft.com/office/word/2010/wordprocessingInk" xmlns:wne="http://schemas.microsoft.com/office/word/2006/wordml" xmlns:wps="http://schemas.microsoft.com/office/word/2010/wordprocessingShape" mc:Ignorable="w14 w15 w16se w16cid w16 w16cex w16sdtdh wp14">
+  <w:numPicBullet w:numPicBulletId="0">
+    <w:pict>
+      <v:rect id="_x0000_i1046" style="width:0;height:1.5pt" o:hralign="center" o:bullet="t" o:hrstd="t" o:hr="t" fillcolor="#a0a0a0" stroked="f"/>
+    </w:pict>
+  </w:numPicBullet>
+  <w:numPicBullet w:numPicBulletId="1">
+    <w:pict>
+      <v:rect id="_x0000_i1047" style="width:0;height:1.5pt" o:hralign="center" o:bullet="t" o:hrstd="t" o:hr="t" fillcolor="#a0a0a0" stroked="f"/>
+    </w:pict>
+  </w:numPicBullet>
   <w:abstractNum w:abstractNumId="0" w15:restartNumberingAfterBreak="0">
+    <w:nsid w:val="065772CF"/>
+    <w:multiLevelType w:val="multilevel"/>
+    <w:tmpl w:val="956CD684"/>
+    <w:lvl w:ilvl="0">
+      <w:start w:val="1"/>
+      <w:numFmt w:val="bullet"/>
+      <w:lvlText w:val=""/>
+      <w:lvlJc w:val="left"/>
+      <w:pPr>
+        <w:tabs>
+          <w:tab w:val="num" w:pos="720"/>
+        </w:tabs>
+        <w:ind w:left="720" w:hanging="360"/>
+      </w:pPr>
+      <w:rPr>
+        <w:rFonts w:ascii="Symbol" w:hAnsi="Symbol" w:hint="default"/>
+        <w:sz w:val="20"/>
+      </w:rPr>
+    </w:lvl>
+    <w:lvl w:ilvl="1" w:tentative="1">
+      <w:start w:val="1"/>
+      <w:numFmt w:val="bullet"/>
+      <w:lvlText w:val="o"/>
+      <w:lvlJc w:val="left"/>
+      <w:pPr>
+        <w:tabs>
+          <w:tab w:val="num" w:pos="1440"/>
+        </w:tabs>
+        <w:ind w:left="1440" w:hanging="360"/>
+      </w:pPr>
+      <w:rPr>
+        <w:rFonts w:ascii="Courier New" w:hAnsi="Courier New" w:hint="default"/>
+        <w:sz w:val="20"/>
+      </w:rPr>
+    </w:lvl>
+    <w:lvl w:ilvl="2" w:tentative="1">
+      <w:start w:val="1"/>
+      <w:numFmt w:val="bullet"/>
+      <w:lvlText w:val=""/>
+      <w:lvlJc w:val="left"/>
+      <w:pPr>
+        <w:tabs>
+          <w:tab w:val="num" w:pos="2160"/>
+        </w:tabs>
+        <w:ind w:left="2160" w:hanging="360"/>
+      </w:pPr>
+      <w:rPr>
+        <w:rFonts w:ascii="Wingdings" w:hAnsi="Wingdings" w:hint="default"/>
+        <w:sz w:val="20"/>
+      </w:rPr>
+    </w:lvl>
+    <w:lvl w:ilvl="3" w:tentative="1">
+      <w:start w:val="1"/>
+      <w:numFmt w:val="bullet"/>
+      <w:lvlText w:val=""/>
+      <w:lvlJc w:val="left"/>
+      <w:pPr>
+        <w:tabs>
+          <w:tab w:val="num" w:pos="2880"/>
+        </w:tabs>
+        <w:ind w:left="2880" w:hanging="360"/>
+      </w:pPr>
+      <w:rPr>
+        <w:rFonts w:ascii="Wingdings" w:hAnsi="Wingdings" w:hint="default"/>
+        <w:sz w:val="20"/>
+      </w:rPr>
+    </w:lvl>
+    <w:lvl w:ilvl="4" w:tentative="1">
+      <w:start w:val="1"/>
+      <w:numFmt w:val="bullet"/>
+      <w:lvlText w:val=""/>
+      <w:lvlJc w:val="left"/>
+      <w:pPr>
+        <w:tabs>
+          <w:tab w:val="num" w:pos="3600"/>
+        </w:tabs>
+        <w:ind w:left="3600" w:hanging="360"/>
+      </w:pPr>
+      <w:rPr>
+        <w:rFonts w:ascii="Wingdings" w:hAnsi="Wingdings" w:hint="default"/>
+        <w:sz w:val="20"/>
+      </w:rPr>
+    </w:lvl>
+    <w:lvl w:ilvl="5" w:tentative="1">
+      <w:start w:val="1"/>
+      <w:numFmt w:val="bullet"/>
+      <w:lvlText w:val=""/>
+      <w:lvlJc w:val="left"/>
+      <w:pPr>
+        <w:tabs>
+          <w:tab w:val="num" w:pos="4320"/>
+        </w:tabs>
+        <w:ind w:left="4320" w:hanging="360"/>
+      </w:pPr>
+      <w:rPr>
+        <w:rFonts w:ascii="Wingdings" w:hAnsi="Wingdings" w:hint="default"/>
+        <w:sz w:val="20"/>
+      </w:rPr>
+    </w:lvl>
+    <w:lvl w:ilvl="6" w:tentative="1">
+      <w:start w:val="1"/>
+      <w:numFmt w:val="bullet"/>
+      <w:lvlText w:val=""/>
+      <w:lvlJc w:val="left"/>
+      <w:pPr>
+        <w:tabs>
+          <w:tab w:val="num" w:pos="5040"/>
+        </w:tabs>
+        <w:ind w:left="5040" w:hanging="360"/>
+      </w:pPr>
+      <w:rPr>
+        <w:rFonts w:ascii="Wingdings" w:hAnsi="Wingdings" w:hint="default"/>
+        <w:sz w:val="20"/>
+      </w:rPr>
+    </w:lvl>
+    <w:lvl w:ilvl="7" w:tentative="1">
+      <w:start w:val="1"/>
+      <w:numFmt w:val="bullet"/>
+      <w:lvlText w:val=""/>
+      <w:lvlJc w:val="left"/>
+      <w:pPr>
+        <w:tabs>
+          <w:tab w:val="num" w:pos="5760"/>
+        </w:tabs>
+        <w:ind w:left="5760" w:hanging="360"/>
+      </w:pPr>
+      <w:rPr>
+        <w:rFonts w:ascii="Wingdings" w:hAnsi="Wingdings" w:hint="default"/>
+        <w:sz w:val="20"/>
+      </w:rPr>
+    </w:lvl>
+    <w:lvl w:ilvl="8" w:tentative="1">
+      <w:start w:val="1"/>
+      <w:numFmt w:val="bullet"/>
+      <w:lvlText w:val=""/>
+      <w:lvlJc w:val="left"/>
+      <w:pPr>
+        <w:tabs>
+          <w:tab w:val="num" w:pos="6480"/>
+        </w:tabs>
+        <w:ind w:left="6480" w:hanging="360"/>
+      </w:pPr>
+      <w:rPr>
+        <w:rFonts w:ascii="Wingdings" w:hAnsi="Wingdings" w:hint="default"/>
+        <w:sz w:val="20"/>
+      </w:rPr>
+    </w:lvl>
+  </w:abstractNum>
+  <w:abstractNum w:abstractNumId="1" w15:restartNumberingAfterBreak="0">
+    <w:nsid w:val="073D6DAB"/>
+    <w:multiLevelType w:val="multilevel"/>
+    <w:tmpl w:val="358EF484"/>
+    <w:lvl w:ilvl="0">
+      <w:start w:val="1"/>
+      <w:numFmt w:val="bullet"/>
+      <w:lvlText w:val=""/>
+      <w:lvlJc w:val="left"/>
+      <w:pPr>
+        <w:tabs>
+          <w:tab w:val="num" w:pos="720"/>
+        </w:tabs>
+        <w:ind w:left="720" w:hanging="360"/>
+      </w:pPr>
+      <w:rPr>
+        <w:rFonts w:ascii="Symbol" w:hAnsi="Symbol" w:hint="default"/>
+        <w:sz w:val="20"/>
+      </w:rPr>
+    </w:lvl>
+    <w:lvl w:ilvl="1" w:tentative="1">
+      <w:start w:val="1"/>
+      <w:numFmt w:val="bullet"/>
+      <w:lvlText w:val="o"/>
+      <w:lvlJc w:val="left"/>
+      <w:pPr>
+        <w:tabs>
+          <w:tab w:val="num" w:pos="1440"/>
+        </w:tabs>
+        <w:ind w:left="1440" w:hanging="360"/>
+      </w:pPr>
+      <w:rPr>
+        <w:rFonts w:ascii="Courier New" w:hAnsi="Courier New" w:hint="default"/>
+        <w:sz w:val="20"/>
+      </w:rPr>
+    </w:lvl>
+    <w:lvl w:ilvl="2" w:tentative="1">
+      <w:start w:val="1"/>
+      <w:numFmt w:val="bullet"/>
+      <w:lvlText w:val=""/>
+      <w:lvlJc w:val="left"/>
+      <w:pPr>
+        <w:tabs>
+          <w:tab w:val="num" w:pos="2160"/>
+        </w:tabs>
+        <w:ind w:left="2160" w:hanging="360"/>
+      </w:pPr>
+      <w:rPr>
+        <w:rFonts w:ascii="Wingdings" w:hAnsi="Wingdings" w:hint="default"/>
+        <w:sz w:val="20"/>
+      </w:rPr>
+    </w:lvl>
+    <w:lvl w:ilvl="3" w:tentative="1">
+      <w:start w:val="1"/>
+      <w:numFmt w:val="bullet"/>
+      <w:lvlText w:val=""/>
+      <w:lvlJc w:val="left"/>
+      <w:pPr>
+        <w:tabs>
+          <w:tab w:val="num" w:pos="2880"/>
+        </w:tabs>
+        <w:ind w:left="2880" w:hanging="360"/>
+      </w:pPr>
+      <w:rPr>
+        <w:rFonts w:ascii="Wingdings" w:hAnsi="Wingdings" w:hint="default"/>
+        <w:sz w:val="20"/>
+      </w:rPr>
+    </w:lvl>
+    <w:lvl w:ilvl="4" w:tentative="1">
+      <w:start w:val="1"/>
+      <w:numFmt w:val="bullet"/>
+      <w:lvlText w:val=""/>
+      <w:lvlJc w:val="left"/>
+      <w:pPr>
+        <w:tabs>
+          <w:tab w:val="num" w:pos="3600"/>
+        </w:tabs>
+        <w:ind w:left="3600" w:hanging="360"/>
+      </w:pPr>
+      <w:rPr>
+        <w:rFonts w:ascii="Wingdings" w:hAnsi="Wingdings" w:hint="default"/>
+        <w:sz w:val="20"/>
+      </w:rPr>
+    </w:lvl>
+    <w:lvl w:ilvl="5" w:tentative="1">
+      <w:start w:val="1"/>
+      <w:numFmt w:val="bullet"/>
+      <w:lvlText w:val=""/>
+      <w:lvlJc w:val="left"/>
+      <w:pPr>
+        <w:tabs>
+          <w:tab w:val="num" w:pos="4320"/>
+        </w:tabs>
+        <w:ind w:left="4320" w:hanging="360"/>
+      </w:pPr>
+      <w:rPr>
+        <w:rFonts w:ascii="Wingdings" w:hAnsi="Wingdings" w:hint="default"/>
+        <w:sz w:val="20"/>
+      </w:rPr>
+    </w:lvl>
+    <w:lvl w:ilvl="6" w:tentative="1">
+      <w:start w:val="1"/>
+      <w:numFmt w:val="bullet"/>
+      <w:lvlText w:val=""/>
+      <w:lvlJc w:val="left"/>
+      <w:pPr>
+        <w:tabs>
+          <w:tab w:val="num" w:pos="5040"/>
+        </w:tabs>
+        <w:ind w:left="5040" w:hanging="360"/>
+      </w:pPr>
+      <w:rPr>
+        <w:rFonts w:ascii="Wingdings" w:hAnsi="Wingdings" w:hint="default"/>
+        <w:sz w:val="20"/>
+      </w:rPr>
+    </w:lvl>
+    <w:lvl w:ilvl="7" w:tentative="1">
+      <w:start w:val="1"/>
+      <w:numFmt w:val="bullet"/>
+      <w:lvlText w:val=""/>
+      <w:lvlJc w:val="left"/>
+      <w:pPr>
+        <w:tabs>
+          <w:tab w:val="num" w:pos="5760"/>
+        </w:tabs>
+        <w:ind w:left="5760" w:hanging="360"/>
+      </w:pPr>
+      <w:rPr>
+        <w:rFonts w:ascii="Wingdings" w:hAnsi="Wingdings" w:hint="default"/>
+        <w:sz w:val="20"/>
+      </w:rPr>
+    </w:lvl>
+    <w:lvl w:ilvl="8" w:tentative="1">
+      <w:start w:val="1"/>
+      <w:numFmt w:val="bullet"/>
+      <w:lvlText w:val=""/>
+      <w:lvlJc w:val="left"/>
+      <w:pPr>
+        <w:tabs>
+          <w:tab w:val="num" w:pos="6480"/>
+        </w:tabs>
+        <w:ind w:left="6480" w:hanging="360"/>
+      </w:pPr>
+      <w:rPr>
+        <w:rFonts w:ascii="Wingdings" w:hAnsi="Wingdings" w:hint="default"/>
+        <w:sz w:val="20"/>
+      </w:rPr>
+    </w:lvl>
+  </w:abstractNum>
+  <w:abstractNum w:abstractNumId="2" w15:restartNumberingAfterBreak="0">
+    <w:nsid w:val="0AF205A9"/>
+    <w:multiLevelType w:val="multilevel"/>
+    <w:tmpl w:val="AB764DE8"/>
+    <w:lvl w:ilvl="0">
+      <w:start w:val="1"/>
+      <w:numFmt w:val="bullet"/>
+      <w:lvlText w:val=""/>
+      <w:lvlJc w:val="left"/>
+      <w:pPr>
+        <w:tabs>
+          <w:tab w:val="num" w:pos="720"/>
+        </w:tabs>
+        <w:ind w:left="720" w:hanging="360"/>
+      </w:pPr>
+      <w:rPr>
+        <w:rFonts w:ascii="Symbol" w:hAnsi="Symbol" w:hint="default"/>
+        <w:sz w:val="20"/>
+      </w:rPr>
+    </w:lvl>
+    <w:lvl w:ilvl="1" w:tentative="1">
+      <w:start w:val="1"/>
+      <w:numFmt w:val="bullet"/>
+      <w:lvlText w:val="o"/>
+      <w:lvlJc w:val="left"/>
+      <w:pPr>
+        <w:tabs>
+          <w:tab w:val="num" w:pos="1440"/>
+        </w:tabs>
+        <w:ind w:left="1440" w:hanging="360"/>
+      </w:pPr>
+      <w:rPr>
+        <w:rFonts w:ascii="Courier New" w:hAnsi="Courier New" w:hint="default"/>
+        <w:sz w:val="20"/>
+      </w:rPr>
+    </w:lvl>
+    <w:lvl w:ilvl="2" w:tentative="1">
+      <w:start w:val="1"/>
+      <w:numFmt w:val="bullet"/>
+      <w:lvlText w:val=""/>
+      <w:lvlJc w:val="left"/>
+      <w:pPr>
+        <w:tabs>
+          <w:tab w:val="num" w:pos="2160"/>
+        </w:tabs>
+        <w:ind w:left="2160" w:hanging="360"/>
+      </w:pPr>
+      <w:rPr>
+        <w:rFonts w:ascii="Wingdings" w:hAnsi="Wingdings" w:hint="default"/>
+        <w:sz w:val="20"/>
+      </w:rPr>
+    </w:lvl>
+    <w:lvl w:ilvl="3" w:tentative="1">
+      <w:start w:val="1"/>
+      <w:numFmt w:val="bullet"/>
+      <w:lvlText w:val=""/>
+      <w:lvlJc w:val="left"/>
+      <w:pPr>
+        <w:tabs>
+          <w:tab w:val="num" w:pos="2880"/>
+        </w:tabs>
+        <w:ind w:left="2880" w:hanging="360"/>
+      </w:pPr>
+      <w:rPr>
+        <w:rFonts w:ascii="Wingdings" w:hAnsi="Wingdings" w:hint="default"/>
+        <w:sz w:val="20"/>
+      </w:rPr>
+    </w:lvl>
+    <w:lvl w:ilvl="4" w:tentative="1">
+      <w:start w:val="1"/>
+      <w:numFmt w:val="bullet"/>
+      <w:lvlText w:val=""/>
+      <w:lvlJc w:val="left"/>
+      <w:pPr>
+        <w:tabs>
+          <w:tab w:val="num" w:pos="3600"/>
+        </w:tabs>
+        <w:ind w:left="3600" w:hanging="360"/>
+      </w:pPr>
+      <w:rPr>
+        <w:rFonts w:ascii="Wingdings" w:hAnsi="Wingdings" w:hint="default"/>
+        <w:sz w:val="20"/>
+      </w:rPr>
+    </w:lvl>
+    <w:lvl w:ilvl="5" w:tentative="1">
+      <w:start w:val="1"/>
+      <w:numFmt w:val="bullet"/>
+      <w:lvlText w:val=""/>
+      <w:lvlJc w:val="left"/>
+      <w:pPr>
+        <w:tabs>
+          <w:tab w:val="num" w:pos="4320"/>
+        </w:tabs>
+        <w:ind w:left="4320" w:hanging="360"/>
+      </w:pPr>
+      <w:rPr>
+        <w:rFonts w:ascii="Wingdings" w:hAnsi="Wingdings" w:hint="default"/>
+        <w:sz w:val="20"/>
+      </w:rPr>
+    </w:lvl>
+    <w:lvl w:ilvl="6" w:tentative="1">
+      <w:start w:val="1"/>
+      <w:numFmt w:val="bullet"/>
+      <w:lvlText w:val=""/>
+      <w:lvlJc w:val="left"/>
+      <w:pPr>
+        <w:tabs>
+          <w:tab w:val="num" w:pos="5040"/>
+        </w:tabs>
+        <w:ind w:left="5040" w:hanging="360"/>
+      </w:pPr>
+      <w:rPr>
+        <w:rFonts w:ascii="Wingdings" w:hAnsi="Wingdings" w:hint="default"/>
+        <w:sz w:val="20"/>
+      </w:rPr>
+    </w:lvl>
+    <w:lvl w:ilvl="7" w:tentative="1">
+      <w:start w:val="1"/>
+      <w:numFmt w:val="bullet"/>
+      <w:lvlText w:val=""/>
+      <w:lvlJc w:val="left"/>
+      <w:pPr>
+        <w:tabs>
+          <w:tab w:val="num" w:pos="5760"/>
+        </w:tabs>
+        <w:ind w:left="5760" w:hanging="360"/>
+      </w:pPr>
+      <w:rPr>
+        <w:rFonts w:ascii="Wingdings" w:hAnsi="Wingdings" w:hint="default"/>
+        <w:sz w:val="20"/>
+      </w:rPr>
+    </w:lvl>
+    <w:lvl w:ilvl="8" w:tentative="1">
+      <w:start w:val="1"/>
+      <w:numFmt w:val="bullet"/>
+      <w:lvlText w:val=""/>
+      <w:lvlJc w:val="left"/>
+      <w:pPr>
+        <w:tabs>
+          <w:tab w:val="num" w:pos="6480"/>
+        </w:tabs>
+        <w:ind w:left="6480" w:hanging="360"/>
+      </w:pPr>
+      <w:rPr>
+        <w:rFonts w:ascii="Wingdings" w:hAnsi="Wingdings" w:hint="default"/>
+        <w:sz w:val="20"/>
+      </w:rPr>
+    </w:lvl>
+  </w:abstractNum>
+  <w:abstractNum w:abstractNumId="3" w15:restartNumberingAfterBreak="0">
     <w:nsid w:val="0BA26F0F"/>
     <w:multiLevelType w:val="multilevel"/>
     <w:tmpl w:val="9EB89EC0"/>
@@ -3164,7 +3941,7 @@
       </w:rPr>
     </w:lvl>
   </w:abstractNum>
-  <w:abstractNum w:abstractNumId="1" w15:restartNumberingAfterBreak="0">
+  <w:abstractNum w:abstractNumId="4" w15:restartNumberingAfterBreak="0">
     <w:nsid w:val="24656E94"/>
     <w:multiLevelType w:val="multilevel"/>
     <w:tmpl w:val="03286D22"/>
@@ -3313,7 +4090,7 @@
       </w:rPr>
     </w:lvl>
   </w:abstractNum>
-  <w:abstractNum w:abstractNumId="2" w15:restartNumberingAfterBreak="0">
+  <w:abstractNum w:abstractNumId="5" w15:restartNumberingAfterBreak="0">
     <w:nsid w:val="2AC03F97"/>
     <w:multiLevelType w:val="multilevel"/>
     <w:tmpl w:val="652CE046"/>
@@ -3462,7 +4239,156 @@
       </w:rPr>
     </w:lvl>
   </w:abstractNum>
-  <w:abstractNum w:abstractNumId="3" w15:restartNumberingAfterBreak="0">
+  <w:abstractNum w:abstractNumId="6" w15:restartNumberingAfterBreak="0">
+    <w:nsid w:val="32AC311E"/>
+    <w:multiLevelType w:val="multilevel"/>
+    <w:tmpl w:val="319EEF4C"/>
+    <w:lvl w:ilvl="0">
+      <w:start w:val="1"/>
+      <w:numFmt w:val="bullet"/>
+      <w:lvlText w:val=""/>
+      <w:lvlJc w:val="left"/>
+      <w:pPr>
+        <w:tabs>
+          <w:tab w:val="num" w:pos="720"/>
+        </w:tabs>
+        <w:ind w:left="720" w:hanging="360"/>
+      </w:pPr>
+      <w:rPr>
+        <w:rFonts w:ascii="Symbol" w:hAnsi="Symbol" w:hint="default"/>
+        <w:sz w:val="20"/>
+      </w:rPr>
+    </w:lvl>
+    <w:lvl w:ilvl="1" w:tentative="1">
+      <w:start w:val="1"/>
+      <w:numFmt w:val="bullet"/>
+      <w:lvlText w:val="o"/>
+      <w:lvlJc w:val="left"/>
+      <w:pPr>
+        <w:tabs>
+          <w:tab w:val="num" w:pos="1440"/>
+        </w:tabs>
+        <w:ind w:left="1440" w:hanging="360"/>
+      </w:pPr>
+      <w:rPr>
+        <w:rFonts w:ascii="Courier New" w:hAnsi="Courier New" w:hint="default"/>
+        <w:sz w:val="20"/>
+      </w:rPr>
+    </w:lvl>
+    <w:lvl w:ilvl="2" w:tentative="1">
+      <w:start w:val="1"/>
+      <w:numFmt w:val="bullet"/>
+      <w:lvlText w:val=""/>
+      <w:lvlJc w:val="left"/>
+      <w:pPr>
+        <w:tabs>
+          <w:tab w:val="num" w:pos="2160"/>
+        </w:tabs>
+        <w:ind w:left="2160" w:hanging="360"/>
+      </w:pPr>
+      <w:rPr>
+        <w:rFonts w:ascii="Wingdings" w:hAnsi="Wingdings" w:hint="default"/>
+        <w:sz w:val="20"/>
+      </w:rPr>
+    </w:lvl>
+    <w:lvl w:ilvl="3" w:tentative="1">
+      <w:start w:val="1"/>
+      <w:numFmt w:val="bullet"/>
+      <w:lvlText w:val=""/>
+      <w:lvlJc w:val="left"/>
+      <w:pPr>
+        <w:tabs>
+          <w:tab w:val="num" w:pos="2880"/>
+        </w:tabs>
+        <w:ind w:left="2880" w:hanging="360"/>
+      </w:pPr>
+      <w:rPr>
+        <w:rFonts w:ascii="Wingdings" w:hAnsi="Wingdings" w:hint="default"/>
+        <w:sz w:val="20"/>
+      </w:rPr>
+    </w:lvl>
+    <w:lvl w:ilvl="4" w:tentative="1">
+      <w:start w:val="1"/>
+      <w:numFmt w:val="bullet"/>
+      <w:lvlText w:val=""/>
+      <w:lvlJc w:val="left"/>
+      <w:pPr>
+        <w:tabs>
+          <w:tab w:val="num" w:pos="3600"/>
+        </w:tabs>
+        <w:ind w:left="3600" w:hanging="360"/>
+      </w:pPr>
+      <w:rPr>
+        <w:rFonts w:ascii="Wingdings" w:hAnsi="Wingdings" w:hint="default"/>
+        <w:sz w:val="20"/>
+      </w:rPr>
+    </w:lvl>
+    <w:lvl w:ilvl="5" w:tentative="1">
+      <w:start w:val="1"/>
+      <w:numFmt w:val="bullet"/>
+      <w:lvlText w:val=""/>
+      <w:lvlJc w:val="left"/>
+      <w:pPr>
+        <w:tabs>
+          <w:tab w:val="num" w:pos="4320"/>
+        </w:tabs>
+        <w:ind w:left="4320" w:hanging="360"/>
+      </w:pPr>
+      <w:rPr>
+        <w:rFonts w:ascii="Wingdings" w:hAnsi="Wingdings" w:hint="default"/>
+        <w:sz w:val="20"/>
+      </w:rPr>
+    </w:lvl>
+    <w:lvl w:ilvl="6" w:tentative="1">
+      <w:start w:val="1"/>
+      <w:numFmt w:val="bullet"/>
+      <w:lvlText w:val=""/>
+      <w:lvlJc w:val="left"/>
+      <w:pPr>
+        <w:tabs>
+          <w:tab w:val="num" w:pos="5040"/>
+        </w:tabs>
+        <w:ind w:left="5040" w:hanging="360"/>
+      </w:pPr>
+      <w:rPr>
+        <w:rFonts w:ascii="Wingdings" w:hAnsi="Wingdings" w:hint="default"/>
+        <w:sz w:val="20"/>
+      </w:rPr>
+    </w:lvl>
+    <w:lvl w:ilvl="7" w:tentative="1">
+      <w:start w:val="1"/>
+      <w:numFmt w:val="bullet"/>
+      <w:lvlText w:val=""/>
+      <w:lvlJc w:val="left"/>
+      <w:pPr>
+        <w:tabs>
+          <w:tab w:val="num" w:pos="5760"/>
+        </w:tabs>
+        <w:ind w:left="5760" w:hanging="360"/>
+      </w:pPr>
+      <w:rPr>
+        <w:rFonts w:ascii="Wingdings" w:hAnsi="Wingdings" w:hint="default"/>
+        <w:sz w:val="20"/>
+      </w:rPr>
+    </w:lvl>
+    <w:lvl w:ilvl="8" w:tentative="1">
+      <w:start w:val="1"/>
+      <w:numFmt w:val="bullet"/>
+      <w:lvlText w:val=""/>
+      <w:lvlJc w:val="left"/>
+      <w:pPr>
+        <w:tabs>
+          <w:tab w:val="num" w:pos="6480"/>
+        </w:tabs>
+        <w:ind w:left="6480" w:hanging="360"/>
+      </w:pPr>
+      <w:rPr>
+        <w:rFonts w:ascii="Wingdings" w:hAnsi="Wingdings" w:hint="default"/>
+        <w:sz w:val="20"/>
+      </w:rPr>
+    </w:lvl>
+  </w:abstractNum>
+  <w:abstractNum w:abstractNumId="7" w15:restartNumberingAfterBreak="0">
     <w:nsid w:val="34BA6F8B"/>
     <w:multiLevelType w:val="hybridMultilevel"/>
     <w:tmpl w:val="8D3A9168"/>
@@ -3551,7 +4477,7 @@
       </w:pPr>
     </w:lvl>
   </w:abstractNum>
-  <w:abstractNum w:abstractNumId="4" w15:restartNumberingAfterBreak="0">
+  <w:abstractNum w:abstractNumId="8" w15:restartNumberingAfterBreak="0">
     <w:nsid w:val="370A3C45"/>
     <w:multiLevelType w:val="multilevel"/>
     <w:tmpl w:val="AB7C43C4"/>
@@ -3700,7 +4626,305 @@
       </w:rPr>
     </w:lvl>
   </w:abstractNum>
-  <w:abstractNum w:abstractNumId="5" w15:restartNumberingAfterBreak="0">
+  <w:abstractNum w:abstractNumId="9" w15:restartNumberingAfterBreak="0">
+    <w:nsid w:val="38AD11DA"/>
+    <w:multiLevelType w:val="multilevel"/>
+    <w:tmpl w:val="0AB2C972"/>
+    <w:lvl w:ilvl="0">
+      <w:start w:val="1"/>
+      <w:numFmt w:val="bullet"/>
+      <w:lvlText w:val=""/>
+      <w:lvlJc w:val="left"/>
+      <w:pPr>
+        <w:tabs>
+          <w:tab w:val="num" w:pos="720"/>
+        </w:tabs>
+        <w:ind w:left="720" w:hanging="360"/>
+      </w:pPr>
+      <w:rPr>
+        <w:rFonts w:ascii="Symbol" w:hAnsi="Symbol" w:hint="default"/>
+        <w:sz w:val="20"/>
+      </w:rPr>
+    </w:lvl>
+    <w:lvl w:ilvl="1" w:tentative="1">
+      <w:start w:val="1"/>
+      <w:numFmt w:val="bullet"/>
+      <w:lvlText w:val="o"/>
+      <w:lvlJc w:val="left"/>
+      <w:pPr>
+        <w:tabs>
+          <w:tab w:val="num" w:pos="1440"/>
+        </w:tabs>
+        <w:ind w:left="1440" w:hanging="360"/>
+      </w:pPr>
+      <w:rPr>
+        <w:rFonts w:ascii="Courier New" w:hAnsi="Courier New" w:hint="default"/>
+        <w:sz w:val="20"/>
+      </w:rPr>
+    </w:lvl>
+    <w:lvl w:ilvl="2" w:tentative="1">
+      <w:start w:val="1"/>
+      <w:numFmt w:val="bullet"/>
+      <w:lvlText w:val=""/>
+      <w:lvlJc w:val="left"/>
+      <w:pPr>
+        <w:tabs>
+          <w:tab w:val="num" w:pos="2160"/>
+        </w:tabs>
+        <w:ind w:left="2160" w:hanging="360"/>
+      </w:pPr>
+      <w:rPr>
+        <w:rFonts w:ascii="Wingdings" w:hAnsi="Wingdings" w:hint="default"/>
+        <w:sz w:val="20"/>
+      </w:rPr>
+    </w:lvl>
+    <w:lvl w:ilvl="3" w:tentative="1">
+      <w:start w:val="1"/>
+      <w:numFmt w:val="bullet"/>
+      <w:lvlText w:val=""/>
+      <w:lvlJc w:val="left"/>
+      <w:pPr>
+        <w:tabs>
+          <w:tab w:val="num" w:pos="2880"/>
+        </w:tabs>
+        <w:ind w:left="2880" w:hanging="360"/>
+      </w:pPr>
+      <w:rPr>
+        <w:rFonts w:ascii="Wingdings" w:hAnsi="Wingdings" w:hint="default"/>
+        <w:sz w:val="20"/>
+      </w:rPr>
+    </w:lvl>
+    <w:lvl w:ilvl="4" w:tentative="1">
+      <w:start w:val="1"/>
+      <w:numFmt w:val="bullet"/>
+      <w:lvlText w:val=""/>
+      <w:lvlJc w:val="left"/>
+      <w:pPr>
+        <w:tabs>
+          <w:tab w:val="num" w:pos="3600"/>
+        </w:tabs>
+        <w:ind w:left="3600" w:hanging="360"/>
+      </w:pPr>
+      <w:rPr>
+        <w:rFonts w:ascii="Wingdings" w:hAnsi="Wingdings" w:hint="default"/>
+        <w:sz w:val="20"/>
+      </w:rPr>
+    </w:lvl>
+    <w:lvl w:ilvl="5" w:tentative="1">
+      <w:start w:val="1"/>
+      <w:numFmt w:val="bullet"/>
+      <w:lvlText w:val=""/>
+      <w:lvlJc w:val="left"/>
+      <w:pPr>
+        <w:tabs>
+          <w:tab w:val="num" w:pos="4320"/>
+        </w:tabs>
+        <w:ind w:left="4320" w:hanging="360"/>
+      </w:pPr>
+      <w:rPr>
+        <w:rFonts w:ascii="Wingdings" w:hAnsi="Wingdings" w:hint="default"/>
+        <w:sz w:val="20"/>
+      </w:rPr>
+    </w:lvl>
+    <w:lvl w:ilvl="6" w:tentative="1">
+      <w:start w:val="1"/>
+      <w:numFmt w:val="bullet"/>
+      <w:lvlText w:val=""/>
+      <w:lvlJc w:val="left"/>
+      <w:pPr>
+        <w:tabs>
+          <w:tab w:val="num" w:pos="5040"/>
+        </w:tabs>
+        <w:ind w:left="5040" w:hanging="360"/>
+      </w:pPr>
+      <w:rPr>
+        <w:rFonts w:ascii="Wingdings" w:hAnsi="Wingdings" w:hint="default"/>
+        <w:sz w:val="20"/>
+      </w:rPr>
+    </w:lvl>
+    <w:lvl w:ilvl="7" w:tentative="1">
+      <w:start w:val="1"/>
+      <w:numFmt w:val="bullet"/>
+      <w:lvlText w:val=""/>
+      <w:lvlJc w:val="left"/>
+      <w:pPr>
+        <w:tabs>
+          <w:tab w:val="num" w:pos="5760"/>
+        </w:tabs>
+        <w:ind w:left="5760" w:hanging="360"/>
+      </w:pPr>
+      <w:rPr>
+        <w:rFonts w:ascii="Wingdings" w:hAnsi="Wingdings" w:hint="default"/>
+        <w:sz w:val="20"/>
+      </w:rPr>
+    </w:lvl>
+    <w:lvl w:ilvl="8" w:tentative="1">
+      <w:start w:val="1"/>
+      <w:numFmt w:val="bullet"/>
+      <w:lvlText w:val=""/>
+      <w:lvlJc w:val="left"/>
+      <w:pPr>
+        <w:tabs>
+          <w:tab w:val="num" w:pos="6480"/>
+        </w:tabs>
+        <w:ind w:left="6480" w:hanging="360"/>
+      </w:pPr>
+      <w:rPr>
+        <w:rFonts w:ascii="Wingdings" w:hAnsi="Wingdings" w:hint="default"/>
+        <w:sz w:val="20"/>
+      </w:rPr>
+    </w:lvl>
+  </w:abstractNum>
+  <w:abstractNum w:abstractNumId="10" w15:restartNumberingAfterBreak="0">
+    <w:nsid w:val="3F43351C"/>
+    <w:multiLevelType w:val="multilevel"/>
+    <w:tmpl w:val="62EEB0DC"/>
+    <w:lvl w:ilvl="0">
+      <w:start w:val="1"/>
+      <w:numFmt w:val="bullet"/>
+      <w:lvlText w:val=""/>
+      <w:lvlJc w:val="left"/>
+      <w:pPr>
+        <w:tabs>
+          <w:tab w:val="num" w:pos="720"/>
+        </w:tabs>
+        <w:ind w:left="720" w:hanging="360"/>
+      </w:pPr>
+      <w:rPr>
+        <w:rFonts w:ascii="Symbol" w:hAnsi="Symbol" w:hint="default"/>
+        <w:sz w:val="20"/>
+      </w:rPr>
+    </w:lvl>
+    <w:lvl w:ilvl="1" w:tentative="1">
+      <w:start w:val="1"/>
+      <w:numFmt w:val="bullet"/>
+      <w:lvlText w:val="o"/>
+      <w:lvlJc w:val="left"/>
+      <w:pPr>
+        <w:tabs>
+          <w:tab w:val="num" w:pos="1440"/>
+        </w:tabs>
+        <w:ind w:left="1440" w:hanging="360"/>
+      </w:pPr>
+      <w:rPr>
+        <w:rFonts w:ascii="Courier New" w:hAnsi="Courier New" w:hint="default"/>
+        <w:sz w:val="20"/>
+      </w:rPr>
+    </w:lvl>
+    <w:lvl w:ilvl="2" w:tentative="1">
+      <w:start w:val="1"/>
+      <w:numFmt w:val="bullet"/>
+      <w:lvlText w:val=""/>
+      <w:lvlJc w:val="left"/>
+      <w:pPr>
+        <w:tabs>
+          <w:tab w:val="num" w:pos="2160"/>
+        </w:tabs>
+        <w:ind w:left="2160" w:hanging="360"/>
+      </w:pPr>
+      <w:rPr>
+        <w:rFonts w:ascii="Wingdings" w:hAnsi="Wingdings" w:hint="default"/>
+        <w:sz w:val="20"/>
+      </w:rPr>
+    </w:lvl>
+    <w:lvl w:ilvl="3" w:tentative="1">
+      <w:start w:val="1"/>
+      <w:numFmt w:val="bullet"/>
+      <w:lvlText w:val=""/>
+      <w:lvlJc w:val="left"/>
+      <w:pPr>
+        <w:tabs>
+          <w:tab w:val="num" w:pos="2880"/>
+        </w:tabs>
+        <w:ind w:left="2880" w:hanging="360"/>
+      </w:pPr>
+      <w:rPr>
+        <w:rFonts w:ascii="Wingdings" w:hAnsi="Wingdings" w:hint="default"/>
+        <w:sz w:val="20"/>
+      </w:rPr>
+    </w:lvl>
+    <w:lvl w:ilvl="4" w:tentative="1">
+      <w:start w:val="1"/>
+      <w:numFmt w:val="bullet"/>
+      <w:lvlText w:val=""/>
+      <w:lvlJc w:val="left"/>
+      <w:pPr>
+        <w:tabs>
+          <w:tab w:val="num" w:pos="3600"/>
+        </w:tabs>
+        <w:ind w:left="3600" w:hanging="360"/>
+      </w:pPr>
+      <w:rPr>
+        <w:rFonts w:ascii="Wingdings" w:hAnsi="Wingdings" w:hint="default"/>
+        <w:sz w:val="20"/>
+      </w:rPr>
+    </w:lvl>
+    <w:lvl w:ilvl="5" w:tentative="1">
+      <w:start w:val="1"/>
+      <w:numFmt w:val="bullet"/>
+      <w:lvlText w:val=""/>
+      <w:lvlJc w:val="left"/>
+      <w:pPr>
+        <w:tabs>
+          <w:tab w:val="num" w:pos="4320"/>
+        </w:tabs>
+        <w:ind w:left="4320" w:hanging="360"/>
+      </w:pPr>
+      <w:rPr>
+        <w:rFonts w:ascii="Wingdings" w:hAnsi="Wingdings" w:hint="default"/>
+        <w:sz w:val="20"/>
+      </w:rPr>
+    </w:lvl>
+    <w:lvl w:ilvl="6" w:tentative="1">
+      <w:start w:val="1"/>
+      <w:numFmt w:val="bullet"/>
+      <w:lvlText w:val=""/>
+      <w:lvlJc w:val="left"/>
+      <w:pPr>
+        <w:tabs>
+          <w:tab w:val="num" w:pos="5040"/>
+        </w:tabs>
+        <w:ind w:left="5040" w:hanging="360"/>
+      </w:pPr>
+      <w:rPr>
+        <w:rFonts w:ascii="Wingdings" w:hAnsi="Wingdings" w:hint="default"/>
+        <w:sz w:val="20"/>
+      </w:rPr>
+    </w:lvl>
+    <w:lvl w:ilvl="7" w:tentative="1">
+      <w:start w:val="1"/>
+      <w:numFmt w:val="bullet"/>
+      <w:lvlText w:val=""/>
+      <w:lvlJc w:val="left"/>
+      <w:pPr>
+        <w:tabs>
+          <w:tab w:val="num" w:pos="5760"/>
+        </w:tabs>
+        <w:ind w:left="5760" w:hanging="360"/>
+      </w:pPr>
+      <w:rPr>
+        <w:rFonts w:ascii="Wingdings" w:hAnsi="Wingdings" w:hint="default"/>
+        <w:sz w:val="20"/>
+      </w:rPr>
+    </w:lvl>
+    <w:lvl w:ilvl="8" w:tentative="1">
+      <w:start w:val="1"/>
+      <w:numFmt w:val="bullet"/>
+      <w:lvlText w:val=""/>
+      <w:lvlJc w:val="left"/>
+      <w:pPr>
+        <w:tabs>
+          <w:tab w:val="num" w:pos="6480"/>
+        </w:tabs>
+        <w:ind w:left="6480" w:hanging="360"/>
+      </w:pPr>
+      <w:rPr>
+        <w:rFonts w:ascii="Wingdings" w:hAnsi="Wingdings" w:hint="default"/>
+        <w:sz w:val="20"/>
+      </w:rPr>
+    </w:lvl>
+  </w:abstractNum>
+  <w:abstractNum w:abstractNumId="11" w15:restartNumberingAfterBreak="0">
     <w:nsid w:val="448C7817"/>
     <w:multiLevelType w:val="multilevel"/>
     <w:tmpl w:val="9CE470A4"/>
@@ -3849,7 +5073,156 @@
       </w:rPr>
     </w:lvl>
   </w:abstractNum>
-  <w:abstractNum w:abstractNumId="6" w15:restartNumberingAfterBreak="0">
+  <w:abstractNum w:abstractNumId="12" w15:restartNumberingAfterBreak="0">
+    <w:nsid w:val="45B6259A"/>
+    <w:multiLevelType w:val="multilevel"/>
+    <w:tmpl w:val="71D6A640"/>
+    <w:lvl w:ilvl="0">
+      <w:start w:val="1"/>
+      <w:numFmt w:val="bullet"/>
+      <w:lvlText w:val=""/>
+      <w:lvlJc w:val="left"/>
+      <w:pPr>
+        <w:tabs>
+          <w:tab w:val="num" w:pos="720"/>
+        </w:tabs>
+        <w:ind w:left="720" w:hanging="360"/>
+      </w:pPr>
+      <w:rPr>
+        <w:rFonts w:ascii="Symbol" w:hAnsi="Symbol" w:hint="default"/>
+        <w:sz w:val="20"/>
+      </w:rPr>
+    </w:lvl>
+    <w:lvl w:ilvl="1" w:tentative="1">
+      <w:start w:val="1"/>
+      <w:numFmt w:val="bullet"/>
+      <w:lvlText w:val="o"/>
+      <w:lvlJc w:val="left"/>
+      <w:pPr>
+        <w:tabs>
+          <w:tab w:val="num" w:pos="1440"/>
+        </w:tabs>
+        <w:ind w:left="1440" w:hanging="360"/>
+      </w:pPr>
+      <w:rPr>
+        <w:rFonts w:ascii="Courier New" w:hAnsi="Courier New" w:hint="default"/>
+        <w:sz w:val="20"/>
+      </w:rPr>
+    </w:lvl>
+    <w:lvl w:ilvl="2" w:tentative="1">
+      <w:start w:val="1"/>
+      <w:numFmt w:val="bullet"/>
+      <w:lvlText w:val=""/>
+      <w:lvlJc w:val="left"/>
+      <w:pPr>
+        <w:tabs>
+          <w:tab w:val="num" w:pos="2160"/>
+        </w:tabs>
+        <w:ind w:left="2160" w:hanging="360"/>
+      </w:pPr>
+      <w:rPr>
+        <w:rFonts w:ascii="Wingdings" w:hAnsi="Wingdings" w:hint="default"/>
+        <w:sz w:val="20"/>
+      </w:rPr>
+    </w:lvl>
+    <w:lvl w:ilvl="3" w:tentative="1">
+      <w:start w:val="1"/>
+      <w:numFmt w:val="bullet"/>
+      <w:lvlText w:val=""/>
+      <w:lvlJc w:val="left"/>
+      <w:pPr>
+        <w:tabs>
+          <w:tab w:val="num" w:pos="2880"/>
+        </w:tabs>
+        <w:ind w:left="2880" w:hanging="360"/>
+      </w:pPr>
+      <w:rPr>
+        <w:rFonts w:ascii="Wingdings" w:hAnsi="Wingdings" w:hint="default"/>
+        <w:sz w:val="20"/>
+      </w:rPr>
+    </w:lvl>
+    <w:lvl w:ilvl="4" w:tentative="1">
+      <w:start w:val="1"/>
+      <w:numFmt w:val="bullet"/>
+      <w:lvlText w:val=""/>
+      <w:lvlJc w:val="left"/>
+      <w:pPr>
+        <w:tabs>
+          <w:tab w:val="num" w:pos="3600"/>
+        </w:tabs>
+        <w:ind w:left="3600" w:hanging="360"/>
+      </w:pPr>
+      <w:rPr>
+        <w:rFonts w:ascii="Wingdings" w:hAnsi="Wingdings" w:hint="default"/>
+        <w:sz w:val="20"/>
+      </w:rPr>
+    </w:lvl>
+    <w:lvl w:ilvl="5" w:tentative="1">
+      <w:start w:val="1"/>
+      <w:numFmt w:val="bullet"/>
+      <w:lvlText w:val=""/>
+      <w:lvlJc w:val="left"/>
+      <w:pPr>
+        <w:tabs>
+          <w:tab w:val="num" w:pos="4320"/>
+        </w:tabs>
+        <w:ind w:left="4320" w:hanging="360"/>
+      </w:pPr>
+      <w:rPr>
+        <w:rFonts w:ascii="Wingdings" w:hAnsi="Wingdings" w:hint="default"/>
+        <w:sz w:val="20"/>
+      </w:rPr>
+    </w:lvl>
+    <w:lvl w:ilvl="6" w:tentative="1">
+      <w:start w:val="1"/>
+      <w:numFmt w:val="bullet"/>
+      <w:lvlText w:val=""/>
+      <w:lvlJc w:val="left"/>
+      <w:pPr>
+        <w:tabs>
+          <w:tab w:val="num" w:pos="5040"/>
+        </w:tabs>
+        <w:ind w:left="5040" w:hanging="360"/>
+      </w:pPr>
+      <w:rPr>
+        <w:rFonts w:ascii="Wingdings" w:hAnsi="Wingdings" w:hint="default"/>
+        <w:sz w:val="20"/>
+      </w:rPr>
+    </w:lvl>
+    <w:lvl w:ilvl="7" w:tentative="1">
+      <w:start w:val="1"/>
+      <w:numFmt w:val="bullet"/>
+      <w:lvlText w:val=""/>
+      <w:lvlJc w:val="left"/>
+      <w:pPr>
+        <w:tabs>
+          <w:tab w:val="num" w:pos="5760"/>
+        </w:tabs>
+        <w:ind w:left="5760" w:hanging="360"/>
+      </w:pPr>
+      <w:rPr>
+        <w:rFonts w:ascii="Wingdings" w:hAnsi="Wingdings" w:hint="default"/>
+        <w:sz w:val="20"/>
+      </w:rPr>
+    </w:lvl>
+    <w:lvl w:ilvl="8" w:tentative="1">
+      <w:start w:val="1"/>
+      <w:numFmt w:val="bullet"/>
+      <w:lvlText w:val=""/>
+      <w:lvlJc w:val="left"/>
+      <w:pPr>
+        <w:tabs>
+          <w:tab w:val="num" w:pos="6480"/>
+        </w:tabs>
+        <w:ind w:left="6480" w:hanging="360"/>
+      </w:pPr>
+      <w:rPr>
+        <w:rFonts w:ascii="Wingdings" w:hAnsi="Wingdings" w:hint="default"/>
+        <w:sz w:val="20"/>
+      </w:rPr>
+    </w:lvl>
+  </w:abstractNum>
+  <w:abstractNum w:abstractNumId="13" w15:restartNumberingAfterBreak="0">
     <w:nsid w:val="6A981774"/>
     <w:multiLevelType w:val="multilevel"/>
     <w:tmpl w:val="BEEE5EEC"/>
@@ -3998,7 +5371,454 @@
       </w:rPr>
     </w:lvl>
   </w:abstractNum>
-  <w:abstractNum w:abstractNumId="7" w15:restartNumberingAfterBreak="0">
+  <w:abstractNum w:abstractNumId="14" w15:restartNumberingAfterBreak="0">
+    <w:nsid w:val="6DAD48DB"/>
+    <w:multiLevelType w:val="multilevel"/>
+    <w:tmpl w:val="6E6A7634"/>
+    <w:lvl w:ilvl="0">
+      <w:start w:val="1"/>
+      <w:numFmt w:val="bullet"/>
+      <w:lvlText w:val=""/>
+      <w:lvlJc w:val="left"/>
+      <w:pPr>
+        <w:tabs>
+          <w:tab w:val="num" w:pos="720"/>
+        </w:tabs>
+        <w:ind w:left="720" w:hanging="360"/>
+      </w:pPr>
+      <w:rPr>
+        <w:rFonts w:ascii="Symbol" w:hAnsi="Symbol" w:hint="default"/>
+        <w:sz w:val="20"/>
+      </w:rPr>
+    </w:lvl>
+    <w:lvl w:ilvl="1" w:tentative="1">
+      <w:start w:val="1"/>
+      <w:numFmt w:val="bullet"/>
+      <w:lvlText w:val="o"/>
+      <w:lvlJc w:val="left"/>
+      <w:pPr>
+        <w:tabs>
+          <w:tab w:val="num" w:pos="1440"/>
+        </w:tabs>
+        <w:ind w:left="1440" w:hanging="360"/>
+      </w:pPr>
+      <w:rPr>
+        <w:rFonts w:ascii="Courier New" w:hAnsi="Courier New" w:hint="default"/>
+        <w:sz w:val="20"/>
+      </w:rPr>
+    </w:lvl>
+    <w:lvl w:ilvl="2" w:tentative="1">
+      <w:start w:val="1"/>
+      <w:numFmt w:val="bullet"/>
+      <w:lvlText w:val=""/>
+      <w:lvlJc w:val="left"/>
+      <w:pPr>
+        <w:tabs>
+          <w:tab w:val="num" w:pos="2160"/>
+        </w:tabs>
+        <w:ind w:left="2160" w:hanging="360"/>
+      </w:pPr>
+      <w:rPr>
+        <w:rFonts w:ascii="Wingdings" w:hAnsi="Wingdings" w:hint="default"/>
+        <w:sz w:val="20"/>
+      </w:rPr>
+    </w:lvl>
+    <w:lvl w:ilvl="3" w:tentative="1">
+      <w:start w:val="1"/>
+      <w:numFmt w:val="bullet"/>
+      <w:lvlText w:val=""/>
+      <w:lvlJc w:val="left"/>
+      <w:pPr>
+        <w:tabs>
+          <w:tab w:val="num" w:pos="2880"/>
+        </w:tabs>
+        <w:ind w:left="2880" w:hanging="360"/>
+      </w:pPr>
+      <w:rPr>
+        <w:rFonts w:ascii="Wingdings" w:hAnsi="Wingdings" w:hint="default"/>
+        <w:sz w:val="20"/>
+      </w:rPr>
+    </w:lvl>
+    <w:lvl w:ilvl="4" w:tentative="1">
+      <w:start w:val="1"/>
+      <w:numFmt w:val="bullet"/>
+      <w:lvlText w:val=""/>
+      <w:lvlJc w:val="left"/>
+      <w:pPr>
+        <w:tabs>
+          <w:tab w:val="num" w:pos="3600"/>
+        </w:tabs>
+        <w:ind w:left="3600" w:hanging="360"/>
+      </w:pPr>
+      <w:rPr>
+        <w:rFonts w:ascii="Wingdings" w:hAnsi="Wingdings" w:hint="default"/>
+        <w:sz w:val="20"/>
+      </w:rPr>
+    </w:lvl>
+    <w:lvl w:ilvl="5" w:tentative="1">
+      <w:start w:val="1"/>
+      <w:numFmt w:val="bullet"/>
+      <w:lvlText w:val=""/>
+      <w:lvlJc w:val="left"/>
+      <w:pPr>
+        <w:tabs>
+          <w:tab w:val="num" w:pos="4320"/>
+        </w:tabs>
+        <w:ind w:left="4320" w:hanging="360"/>
+      </w:pPr>
+      <w:rPr>
+        <w:rFonts w:ascii="Wingdings" w:hAnsi="Wingdings" w:hint="default"/>
+        <w:sz w:val="20"/>
+      </w:rPr>
+    </w:lvl>
+    <w:lvl w:ilvl="6" w:tentative="1">
+      <w:start w:val="1"/>
+      <w:numFmt w:val="bullet"/>
+      <w:lvlText w:val=""/>
+      <w:lvlJc w:val="left"/>
+      <w:pPr>
+        <w:tabs>
+          <w:tab w:val="num" w:pos="5040"/>
+        </w:tabs>
+        <w:ind w:left="5040" w:hanging="360"/>
+      </w:pPr>
+      <w:rPr>
+        <w:rFonts w:ascii="Wingdings" w:hAnsi="Wingdings" w:hint="default"/>
+        <w:sz w:val="20"/>
+      </w:rPr>
+    </w:lvl>
+    <w:lvl w:ilvl="7" w:tentative="1">
+      <w:start w:val="1"/>
+      <w:numFmt w:val="bullet"/>
+      <w:lvlText w:val=""/>
+      <w:lvlJc w:val="left"/>
+      <w:pPr>
+        <w:tabs>
+          <w:tab w:val="num" w:pos="5760"/>
+        </w:tabs>
+        <w:ind w:left="5760" w:hanging="360"/>
+      </w:pPr>
+      <w:rPr>
+        <w:rFonts w:ascii="Wingdings" w:hAnsi="Wingdings" w:hint="default"/>
+        <w:sz w:val="20"/>
+      </w:rPr>
+    </w:lvl>
+    <w:lvl w:ilvl="8" w:tentative="1">
+      <w:start w:val="1"/>
+      <w:numFmt w:val="bullet"/>
+      <w:lvlText w:val=""/>
+      <w:lvlJc w:val="left"/>
+      <w:pPr>
+        <w:tabs>
+          <w:tab w:val="num" w:pos="6480"/>
+        </w:tabs>
+        <w:ind w:left="6480" w:hanging="360"/>
+      </w:pPr>
+      <w:rPr>
+        <w:rFonts w:ascii="Wingdings" w:hAnsi="Wingdings" w:hint="default"/>
+        <w:sz w:val="20"/>
+      </w:rPr>
+    </w:lvl>
+  </w:abstractNum>
+  <w:abstractNum w:abstractNumId="15" w15:restartNumberingAfterBreak="0">
+    <w:nsid w:val="6F3D3EAE"/>
+    <w:multiLevelType w:val="multilevel"/>
+    <w:tmpl w:val="B8BCB374"/>
+    <w:lvl w:ilvl="0">
+      <w:start w:val="1"/>
+      <w:numFmt w:val="bullet"/>
+      <w:lvlText w:val=""/>
+      <w:lvlJc w:val="left"/>
+      <w:pPr>
+        <w:tabs>
+          <w:tab w:val="num" w:pos="720"/>
+        </w:tabs>
+        <w:ind w:left="720" w:hanging="360"/>
+      </w:pPr>
+      <w:rPr>
+        <w:rFonts w:ascii="Symbol" w:hAnsi="Symbol" w:hint="default"/>
+        <w:sz w:val="20"/>
+      </w:rPr>
+    </w:lvl>
+    <w:lvl w:ilvl="1" w:tentative="1">
+      <w:start w:val="1"/>
+      <w:numFmt w:val="bullet"/>
+      <w:lvlText w:val="o"/>
+      <w:lvlJc w:val="left"/>
+      <w:pPr>
+        <w:tabs>
+          <w:tab w:val="num" w:pos="1440"/>
+        </w:tabs>
+        <w:ind w:left="1440" w:hanging="360"/>
+      </w:pPr>
+      <w:rPr>
+        <w:rFonts w:ascii="Courier New" w:hAnsi="Courier New" w:hint="default"/>
+        <w:sz w:val="20"/>
+      </w:rPr>
+    </w:lvl>
+    <w:lvl w:ilvl="2" w:tentative="1">
+      <w:start w:val="1"/>
+      <w:numFmt w:val="bullet"/>
+      <w:lvlText w:val=""/>
+      <w:lvlJc w:val="left"/>
+      <w:pPr>
+        <w:tabs>
+          <w:tab w:val="num" w:pos="2160"/>
+        </w:tabs>
+        <w:ind w:left="2160" w:hanging="360"/>
+      </w:pPr>
+      <w:rPr>
+        <w:rFonts w:ascii="Wingdings" w:hAnsi="Wingdings" w:hint="default"/>
+        <w:sz w:val="20"/>
+      </w:rPr>
+    </w:lvl>
+    <w:lvl w:ilvl="3" w:tentative="1">
+      <w:start w:val="1"/>
+      <w:numFmt w:val="bullet"/>
+      <w:lvlText w:val=""/>
+      <w:lvlJc w:val="left"/>
+      <w:pPr>
+        <w:tabs>
+          <w:tab w:val="num" w:pos="2880"/>
+        </w:tabs>
+        <w:ind w:left="2880" w:hanging="360"/>
+      </w:pPr>
+      <w:rPr>
+        <w:rFonts w:ascii="Wingdings" w:hAnsi="Wingdings" w:hint="default"/>
+        <w:sz w:val="20"/>
+      </w:rPr>
+    </w:lvl>
+    <w:lvl w:ilvl="4" w:tentative="1">
+      <w:start w:val="1"/>
+      <w:numFmt w:val="bullet"/>
+      <w:lvlText w:val=""/>
+      <w:lvlJc w:val="left"/>
+      <w:pPr>
+        <w:tabs>
+          <w:tab w:val="num" w:pos="3600"/>
+        </w:tabs>
+        <w:ind w:left="3600" w:hanging="360"/>
+      </w:pPr>
+      <w:rPr>
+        <w:rFonts w:ascii="Wingdings" w:hAnsi="Wingdings" w:hint="default"/>
+        <w:sz w:val="20"/>
+      </w:rPr>
+    </w:lvl>
+    <w:lvl w:ilvl="5" w:tentative="1">
+      <w:start w:val="1"/>
+      <w:numFmt w:val="bullet"/>
+      <w:lvlText w:val=""/>
+      <w:lvlJc w:val="left"/>
+      <w:pPr>
+        <w:tabs>
+          <w:tab w:val="num" w:pos="4320"/>
+        </w:tabs>
+        <w:ind w:left="4320" w:hanging="360"/>
+      </w:pPr>
+      <w:rPr>
+        <w:rFonts w:ascii="Wingdings" w:hAnsi="Wingdings" w:hint="default"/>
+        <w:sz w:val="20"/>
+      </w:rPr>
+    </w:lvl>
+    <w:lvl w:ilvl="6" w:tentative="1">
+      <w:start w:val="1"/>
+      <w:numFmt w:val="bullet"/>
+      <w:lvlText w:val=""/>
+      <w:lvlJc w:val="left"/>
+      <w:pPr>
+        <w:tabs>
+          <w:tab w:val="num" w:pos="5040"/>
+        </w:tabs>
+        <w:ind w:left="5040" w:hanging="360"/>
+      </w:pPr>
+      <w:rPr>
+        <w:rFonts w:ascii="Wingdings" w:hAnsi="Wingdings" w:hint="default"/>
+        <w:sz w:val="20"/>
+      </w:rPr>
+    </w:lvl>
+    <w:lvl w:ilvl="7" w:tentative="1">
+      <w:start w:val="1"/>
+      <w:numFmt w:val="bullet"/>
+      <w:lvlText w:val=""/>
+      <w:lvlJc w:val="left"/>
+      <w:pPr>
+        <w:tabs>
+          <w:tab w:val="num" w:pos="5760"/>
+        </w:tabs>
+        <w:ind w:left="5760" w:hanging="360"/>
+      </w:pPr>
+      <w:rPr>
+        <w:rFonts w:ascii="Wingdings" w:hAnsi="Wingdings" w:hint="default"/>
+        <w:sz w:val="20"/>
+      </w:rPr>
+    </w:lvl>
+    <w:lvl w:ilvl="8" w:tentative="1">
+      <w:start w:val="1"/>
+      <w:numFmt w:val="bullet"/>
+      <w:lvlText w:val=""/>
+      <w:lvlJc w:val="left"/>
+      <w:pPr>
+        <w:tabs>
+          <w:tab w:val="num" w:pos="6480"/>
+        </w:tabs>
+        <w:ind w:left="6480" w:hanging="360"/>
+      </w:pPr>
+      <w:rPr>
+        <w:rFonts w:ascii="Wingdings" w:hAnsi="Wingdings" w:hint="default"/>
+        <w:sz w:val="20"/>
+      </w:rPr>
+    </w:lvl>
+  </w:abstractNum>
+  <w:abstractNum w:abstractNumId="16" w15:restartNumberingAfterBreak="0">
+    <w:nsid w:val="6FDF7B94"/>
+    <w:multiLevelType w:val="multilevel"/>
+    <w:tmpl w:val="70D2A652"/>
+    <w:lvl w:ilvl="0">
+      <w:start w:val="1"/>
+      <w:numFmt w:val="bullet"/>
+      <w:lvlText w:val=""/>
+      <w:lvlJc w:val="left"/>
+      <w:pPr>
+        <w:tabs>
+          <w:tab w:val="num" w:pos="720"/>
+        </w:tabs>
+        <w:ind w:left="720" w:hanging="360"/>
+      </w:pPr>
+      <w:rPr>
+        <w:rFonts w:ascii="Symbol" w:hAnsi="Symbol" w:hint="default"/>
+        <w:sz w:val="20"/>
+      </w:rPr>
+    </w:lvl>
+    <w:lvl w:ilvl="1" w:tentative="1">
+      <w:start w:val="1"/>
+      <w:numFmt w:val="bullet"/>
+      <w:lvlText w:val="o"/>
+      <w:lvlJc w:val="left"/>
+      <w:pPr>
+        <w:tabs>
+          <w:tab w:val="num" w:pos="1440"/>
+        </w:tabs>
+        <w:ind w:left="1440" w:hanging="360"/>
+      </w:pPr>
+      <w:rPr>
+        <w:rFonts w:ascii="Courier New" w:hAnsi="Courier New" w:hint="default"/>
+        <w:sz w:val="20"/>
+      </w:rPr>
+    </w:lvl>
+    <w:lvl w:ilvl="2" w:tentative="1">
+      <w:start w:val="1"/>
+      <w:numFmt w:val="bullet"/>
+      <w:lvlText w:val=""/>
+      <w:lvlJc w:val="left"/>
+      <w:pPr>
+        <w:tabs>
+          <w:tab w:val="num" w:pos="2160"/>
+        </w:tabs>
+        <w:ind w:left="2160" w:hanging="360"/>
+      </w:pPr>
+      <w:rPr>
+        <w:rFonts w:ascii="Wingdings" w:hAnsi="Wingdings" w:hint="default"/>
+        <w:sz w:val="20"/>
+      </w:rPr>
+    </w:lvl>
+    <w:lvl w:ilvl="3" w:tentative="1">
+      <w:start w:val="1"/>
+      <w:numFmt w:val="bullet"/>
+      <w:lvlText w:val=""/>
+      <w:lvlJc w:val="left"/>
+      <w:pPr>
+        <w:tabs>
+          <w:tab w:val="num" w:pos="2880"/>
+        </w:tabs>
+        <w:ind w:left="2880" w:hanging="360"/>
+      </w:pPr>
+      <w:rPr>
+        <w:rFonts w:ascii="Wingdings" w:hAnsi="Wingdings" w:hint="default"/>
+        <w:sz w:val="20"/>
+      </w:rPr>
+    </w:lvl>
+    <w:lvl w:ilvl="4" w:tentative="1">
+      <w:start w:val="1"/>
+      <w:numFmt w:val="bullet"/>
+      <w:lvlText w:val=""/>
+      <w:lvlJc w:val="left"/>
+      <w:pPr>
+        <w:tabs>
+          <w:tab w:val="num" w:pos="3600"/>
+        </w:tabs>
+        <w:ind w:left="3600" w:hanging="360"/>
+      </w:pPr>
+      <w:rPr>
+        <w:rFonts w:ascii="Wingdings" w:hAnsi="Wingdings" w:hint="default"/>
+        <w:sz w:val="20"/>
+      </w:rPr>
+    </w:lvl>
+    <w:lvl w:ilvl="5" w:tentative="1">
+      <w:start w:val="1"/>
+      <w:numFmt w:val="bullet"/>
+      <w:lvlText w:val=""/>
+      <w:lvlJc w:val="left"/>
+      <w:pPr>
+        <w:tabs>
+          <w:tab w:val="num" w:pos="4320"/>
+        </w:tabs>
+        <w:ind w:left="4320" w:hanging="360"/>
+      </w:pPr>
+      <w:rPr>
+        <w:rFonts w:ascii="Wingdings" w:hAnsi="Wingdings" w:hint="default"/>
+        <w:sz w:val="20"/>
+      </w:rPr>
+    </w:lvl>
+    <w:lvl w:ilvl="6" w:tentative="1">
+      <w:start w:val="1"/>
+      <w:numFmt w:val="bullet"/>
+      <w:lvlText w:val=""/>
+      <w:lvlJc w:val="left"/>
+      <w:pPr>
+        <w:tabs>
+          <w:tab w:val="num" w:pos="5040"/>
+        </w:tabs>
+        <w:ind w:left="5040" w:hanging="360"/>
+      </w:pPr>
+      <w:rPr>
+        <w:rFonts w:ascii="Wingdings" w:hAnsi="Wingdings" w:hint="default"/>
+        <w:sz w:val="20"/>
+      </w:rPr>
+    </w:lvl>
+    <w:lvl w:ilvl="7" w:tentative="1">
+      <w:start w:val="1"/>
+      <w:numFmt w:val="bullet"/>
+      <w:lvlText w:val=""/>
+      <w:lvlJc w:val="left"/>
+      <w:pPr>
+        <w:tabs>
+          <w:tab w:val="num" w:pos="5760"/>
+        </w:tabs>
+        <w:ind w:left="5760" w:hanging="360"/>
+      </w:pPr>
+      <w:rPr>
+        <w:rFonts w:ascii="Wingdings" w:hAnsi="Wingdings" w:hint="default"/>
+        <w:sz w:val="20"/>
+      </w:rPr>
+    </w:lvl>
+    <w:lvl w:ilvl="8" w:tentative="1">
+      <w:start w:val="1"/>
+      <w:numFmt w:val="bullet"/>
+      <w:lvlText w:val=""/>
+      <w:lvlJc w:val="left"/>
+      <w:pPr>
+        <w:tabs>
+          <w:tab w:val="num" w:pos="6480"/>
+        </w:tabs>
+        <w:ind w:left="6480" w:hanging="360"/>
+      </w:pPr>
+      <w:rPr>
+        <w:rFonts w:ascii="Wingdings" w:hAnsi="Wingdings" w:hint="default"/>
+        <w:sz w:val="20"/>
+      </w:rPr>
+    </w:lvl>
+  </w:abstractNum>
+  <w:abstractNum w:abstractNumId="17" w15:restartNumberingAfterBreak="0">
     <w:nsid w:val="704E327D"/>
     <w:multiLevelType w:val="multilevel"/>
     <w:tmpl w:val="29CAB154"/>
@@ -4147,7 +5967,7 @@
       </w:rPr>
     </w:lvl>
   </w:abstractNum>
-  <w:abstractNum w:abstractNumId="8" w15:restartNumberingAfterBreak="0">
+  <w:abstractNum w:abstractNumId="18" w15:restartNumberingAfterBreak="0">
     <w:nsid w:val="710A5BE8"/>
     <w:multiLevelType w:val="multilevel"/>
     <w:tmpl w:val="1F0ECEA6"/>
@@ -4296,7 +6116,7 @@
       </w:rPr>
     </w:lvl>
   </w:abstractNum>
-  <w:abstractNum w:abstractNumId="9" w15:restartNumberingAfterBreak="0">
+  <w:abstractNum w:abstractNumId="19" w15:restartNumberingAfterBreak="0">
     <w:nsid w:val="7BBF2C48"/>
     <w:multiLevelType w:val="multilevel"/>
     <w:tmpl w:val="202229C2"/>
@@ -4445,7 +6265,7 @@
       </w:rPr>
     </w:lvl>
   </w:abstractNum>
-  <w:abstractNum w:abstractNumId="10" w15:restartNumberingAfterBreak="0">
+  <w:abstractNum w:abstractNumId="20" w15:restartNumberingAfterBreak="0">
     <w:nsid w:val="7C4F4657"/>
     <w:multiLevelType w:val="multilevel"/>
     <w:tmpl w:val="859659E6"/>
@@ -4594,38 +6414,372 @@
       </w:rPr>
     </w:lvl>
   </w:abstractNum>
+  <w:abstractNum w:abstractNumId="21" w15:restartNumberingAfterBreak="0">
+    <w:nsid w:val="7DD6495E"/>
+    <w:multiLevelType w:val="multilevel"/>
+    <w:tmpl w:val="B0948E6A"/>
+    <w:lvl w:ilvl="0">
+      <w:start w:val="1"/>
+      <w:numFmt w:val="bullet"/>
+      <w:lvlText w:val=""/>
+      <w:lvlJc w:val="left"/>
+      <w:pPr>
+        <w:tabs>
+          <w:tab w:val="num" w:pos="720"/>
+        </w:tabs>
+        <w:ind w:left="720" w:hanging="360"/>
+      </w:pPr>
+      <w:rPr>
+        <w:rFonts w:ascii="Symbol" w:hAnsi="Symbol" w:hint="default"/>
+        <w:sz w:val="20"/>
+      </w:rPr>
+    </w:lvl>
+    <w:lvl w:ilvl="1" w:tentative="1">
+      <w:start w:val="1"/>
+      <w:numFmt w:val="bullet"/>
+      <w:lvlText w:val="o"/>
+      <w:lvlJc w:val="left"/>
+      <w:pPr>
+        <w:tabs>
+          <w:tab w:val="num" w:pos="1440"/>
+        </w:tabs>
+        <w:ind w:left="1440" w:hanging="360"/>
+      </w:pPr>
+      <w:rPr>
+        <w:rFonts w:ascii="Courier New" w:hAnsi="Courier New" w:hint="default"/>
+        <w:sz w:val="20"/>
+      </w:rPr>
+    </w:lvl>
+    <w:lvl w:ilvl="2" w:tentative="1">
+      <w:start w:val="1"/>
+      <w:numFmt w:val="bullet"/>
+      <w:lvlText w:val=""/>
+      <w:lvlJc w:val="left"/>
+      <w:pPr>
+        <w:tabs>
+          <w:tab w:val="num" w:pos="2160"/>
+        </w:tabs>
+        <w:ind w:left="2160" w:hanging="360"/>
+      </w:pPr>
+      <w:rPr>
+        <w:rFonts w:ascii="Wingdings" w:hAnsi="Wingdings" w:hint="default"/>
+        <w:sz w:val="20"/>
+      </w:rPr>
+    </w:lvl>
+    <w:lvl w:ilvl="3" w:tentative="1">
+      <w:start w:val="1"/>
+      <w:numFmt w:val="bullet"/>
+      <w:lvlText w:val=""/>
+      <w:lvlJc w:val="left"/>
+      <w:pPr>
+        <w:tabs>
+          <w:tab w:val="num" w:pos="2880"/>
+        </w:tabs>
+        <w:ind w:left="2880" w:hanging="360"/>
+      </w:pPr>
+      <w:rPr>
+        <w:rFonts w:ascii="Wingdings" w:hAnsi="Wingdings" w:hint="default"/>
+        <w:sz w:val="20"/>
+      </w:rPr>
+    </w:lvl>
+    <w:lvl w:ilvl="4" w:tentative="1">
+      <w:start w:val="1"/>
+      <w:numFmt w:val="bullet"/>
+      <w:lvlText w:val=""/>
+      <w:lvlJc w:val="left"/>
+      <w:pPr>
+        <w:tabs>
+          <w:tab w:val="num" w:pos="3600"/>
+        </w:tabs>
+        <w:ind w:left="3600" w:hanging="360"/>
+      </w:pPr>
+      <w:rPr>
+        <w:rFonts w:ascii="Wingdings" w:hAnsi="Wingdings" w:hint="default"/>
+        <w:sz w:val="20"/>
+      </w:rPr>
+    </w:lvl>
+    <w:lvl w:ilvl="5" w:tentative="1">
+      <w:start w:val="1"/>
+      <w:numFmt w:val="bullet"/>
+      <w:lvlText w:val=""/>
+      <w:lvlJc w:val="left"/>
+      <w:pPr>
+        <w:tabs>
+          <w:tab w:val="num" w:pos="4320"/>
+        </w:tabs>
+        <w:ind w:left="4320" w:hanging="360"/>
+      </w:pPr>
+      <w:rPr>
+        <w:rFonts w:ascii="Wingdings" w:hAnsi="Wingdings" w:hint="default"/>
+        <w:sz w:val="20"/>
+      </w:rPr>
+    </w:lvl>
+    <w:lvl w:ilvl="6" w:tentative="1">
+      <w:start w:val="1"/>
+      <w:numFmt w:val="bullet"/>
+      <w:lvlText w:val=""/>
+      <w:lvlJc w:val="left"/>
+      <w:pPr>
+        <w:tabs>
+          <w:tab w:val="num" w:pos="5040"/>
+        </w:tabs>
+        <w:ind w:left="5040" w:hanging="360"/>
+      </w:pPr>
+      <w:rPr>
+        <w:rFonts w:ascii="Wingdings" w:hAnsi="Wingdings" w:hint="default"/>
+        <w:sz w:val="20"/>
+      </w:rPr>
+    </w:lvl>
+    <w:lvl w:ilvl="7" w:tentative="1">
+      <w:start w:val="1"/>
+      <w:numFmt w:val="bullet"/>
+      <w:lvlText w:val=""/>
+      <w:lvlJc w:val="left"/>
+      <w:pPr>
+        <w:tabs>
+          <w:tab w:val="num" w:pos="5760"/>
+        </w:tabs>
+        <w:ind w:left="5760" w:hanging="360"/>
+      </w:pPr>
+      <w:rPr>
+        <w:rFonts w:ascii="Wingdings" w:hAnsi="Wingdings" w:hint="default"/>
+        <w:sz w:val="20"/>
+      </w:rPr>
+    </w:lvl>
+    <w:lvl w:ilvl="8" w:tentative="1">
+      <w:start w:val="1"/>
+      <w:numFmt w:val="bullet"/>
+      <w:lvlText w:val=""/>
+      <w:lvlJc w:val="left"/>
+      <w:pPr>
+        <w:tabs>
+          <w:tab w:val="num" w:pos="6480"/>
+        </w:tabs>
+        <w:ind w:left="6480" w:hanging="360"/>
+      </w:pPr>
+      <w:rPr>
+        <w:rFonts w:ascii="Wingdings" w:hAnsi="Wingdings" w:hint="default"/>
+        <w:sz w:val="20"/>
+      </w:rPr>
+    </w:lvl>
+  </w:abstractNum>
+  <w:abstractNum w:abstractNumId="22" w15:restartNumberingAfterBreak="0">
+    <w:nsid w:val="7F86037A"/>
+    <w:multiLevelType w:val="multilevel"/>
+    <w:tmpl w:val="225EE100"/>
+    <w:lvl w:ilvl="0">
+      <w:start w:val="1"/>
+      <w:numFmt w:val="bullet"/>
+      <w:lvlText w:val=""/>
+      <w:lvlJc w:val="left"/>
+      <w:pPr>
+        <w:tabs>
+          <w:tab w:val="num" w:pos="720"/>
+        </w:tabs>
+        <w:ind w:left="720" w:hanging="360"/>
+      </w:pPr>
+      <w:rPr>
+        <w:rFonts w:ascii="Symbol" w:hAnsi="Symbol" w:hint="default"/>
+        <w:sz w:val="20"/>
+      </w:rPr>
+    </w:lvl>
+    <w:lvl w:ilvl="1" w:tentative="1">
+      <w:start w:val="1"/>
+      <w:numFmt w:val="bullet"/>
+      <w:lvlText w:val="o"/>
+      <w:lvlJc w:val="left"/>
+      <w:pPr>
+        <w:tabs>
+          <w:tab w:val="num" w:pos="1440"/>
+        </w:tabs>
+        <w:ind w:left="1440" w:hanging="360"/>
+      </w:pPr>
+      <w:rPr>
+        <w:rFonts w:ascii="Courier New" w:hAnsi="Courier New" w:hint="default"/>
+        <w:sz w:val="20"/>
+      </w:rPr>
+    </w:lvl>
+    <w:lvl w:ilvl="2" w:tentative="1">
+      <w:start w:val="1"/>
+      <w:numFmt w:val="bullet"/>
+      <w:lvlText w:val=""/>
+      <w:lvlJc w:val="left"/>
+      <w:pPr>
+        <w:tabs>
+          <w:tab w:val="num" w:pos="2160"/>
+        </w:tabs>
+        <w:ind w:left="2160" w:hanging="360"/>
+      </w:pPr>
+      <w:rPr>
+        <w:rFonts w:ascii="Wingdings" w:hAnsi="Wingdings" w:hint="default"/>
+        <w:sz w:val="20"/>
+      </w:rPr>
+    </w:lvl>
+    <w:lvl w:ilvl="3" w:tentative="1">
+      <w:start w:val="1"/>
+      <w:numFmt w:val="bullet"/>
+      <w:lvlText w:val=""/>
+      <w:lvlJc w:val="left"/>
+      <w:pPr>
+        <w:tabs>
+          <w:tab w:val="num" w:pos="2880"/>
+        </w:tabs>
+        <w:ind w:left="2880" w:hanging="360"/>
+      </w:pPr>
+      <w:rPr>
+        <w:rFonts w:ascii="Wingdings" w:hAnsi="Wingdings" w:hint="default"/>
+        <w:sz w:val="20"/>
+      </w:rPr>
+    </w:lvl>
+    <w:lvl w:ilvl="4" w:tentative="1">
+      <w:start w:val="1"/>
+      <w:numFmt w:val="bullet"/>
+      <w:lvlText w:val=""/>
+      <w:lvlJc w:val="left"/>
+      <w:pPr>
+        <w:tabs>
+          <w:tab w:val="num" w:pos="3600"/>
+        </w:tabs>
+        <w:ind w:left="3600" w:hanging="360"/>
+      </w:pPr>
+      <w:rPr>
+        <w:rFonts w:ascii="Wingdings" w:hAnsi="Wingdings" w:hint="default"/>
+        <w:sz w:val="20"/>
+      </w:rPr>
+    </w:lvl>
+    <w:lvl w:ilvl="5" w:tentative="1">
+      <w:start w:val="1"/>
+      <w:numFmt w:val="bullet"/>
+      <w:lvlText w:val=""/>
+      <w:lvlJc w:val="left"/>
+      <w:pPr>
+        <w:tabs>
+          <w:tab w:val="num" w:pos="4320"/>
+        </w:tabs>
+        <w:ind w:left="4320" w:hanging="360"/>
+      </w:pPr>
+      <w:rPr>
+        <w:rFonts w:ascii="Wingdings" w:hAnsi="Wingdings" w:hint="default"/>
+        <w:sz w:val="20"/>
+      </w:rPr>
+    </w:lvl>
+    <w:lvl w:ilvl="6" w:tentative="1">
+      <w:start w:val="1"/>
+      <w:numFmt w:val="bullet"/>
+      <w:lvlText w:val=""/>
+      <w:lvlJc w:val="left"/>
+      <w:pPr>
+        <w:tabs>
+          <w:tab w:val="num" w:pos="5040"/>
+        </w:tabs>
+        <w:ind w:left="5040" w:hanging="360"/>
+      </w:pPr>
+      <w:rPr>
+        <w:rFonts w:ascii="Wingdings" w:hAnsi="Wingdings" w:hint="default"/>
+        <w:sz w:val="20"/>
+      </w:rPr>
+    </w:lvl>
+    <w:lvl w:ilvl="7" w:tentative="1">
+      <w:start w:val="1"/>
+      <w:numFmt w:val="bullet"/>
+      <w:lvlText w:val=""/>
+      <w:lvlJc w:val="left"/>
+      <w:pPr>
+        <w:tabs>
+          <w:tab w:val="num" w:pos="5760"/>
+        </w:tabs>
+        <w:ind w:left="5760" w:hanging="360"/>
+      </w:pPr>
+      <w:rPr>
+        <w:rFonts w:ascii="Wingdings" w:hAnsi="Wingdings" w:hint="default"/>
+        <w:sz w:val="20"/>
+      </w:rPr>
+    </w:lvl>
+    <w:lvl w:ilvl="8" w:tentative="1">
+      <w:start w:val="1"/>
+      <w:numFmt w:val="bullet"/>
+      <w:lvlText w:val=""/>
+      <w:lvlJc w:val="left"/>
+      <w:pPr>
+        <w:tabs>
+          <w:tab w:val="num" w:pos="6480"/>
+        </w:tabs>
+        <w:ind w:left="6480" w:hanging="360"/>
+      </w:pPr>
+      <w:rPr>
+        <w:rFonts w:ascii="Wingdings" w:hAnsi="Wingdings" w:hint="default"/>
+        <w:sz w:val="20"/>
+      </w:rPr>
+    </w:lvl>
+  </w:abstractNum>
   <w:num w:numId="1" w16cid:durableId="1252424091">
+    <w:abstractNumId w:val="3"/>
+  </w:num>
+  <w:num w:numId="2" w16cid:durableId="536087856">
+    <w:abstractNumId w:val="19"/>
+  </w:num>
+  <w:num w:numId="3" w16cid:durableId="517156187">
+    <w:abstractNumId w:val="4"/>
+  </w:num>
+  <w:num w:numId="4" w16cid:durableId="879516623">
+    <w:abstractNumId w:val="5"/>
+  </w:num>
+  <w:num w:numId="5" w16cid:durableId="770051612">
+    <w:abstractNumId w:val="17"/>
+  </w:num>
+  <w:num w:numId="6" w16cid:durableId="785545702">
+    <w:abstractNumId w:val="20"/>
+  </w:num>
+  <w:num w:numId="7" w16cid:durableId="93599642">
+    <w:abstractNumId w:val="8"/>
+  </w:num>
+  <w:num w:numId="8" w16cid:durableId="1624340423">
+    <w:abstractNumId w:val="11"/>
+  </w:num>
+  <w:num w:numId="9" w16cid:durableId="958294962">
+    <w:abstractNumId w:val="18"/>
+  </w:num>
+  <w:num w:numId="10" w16cid:durableId="2026709546">
+    <w:abstractNumId w:val="13"/>
+  </w:num>
+  <w:num w:numId="11" w16cid:durableId="736779221">
+    <w:abstractNumId w:val="7"/>
+  </w:num>
+  <w:num w:numId="12" w16cid:durableId="1192453927">
+    <w:abstractNumId w:val="10"/>
+  </w:num>
+  <w:num w:numId="13" w16cid:durableId="40129200">
+    <w:abstractNumId w:val="1"/>
+  </w:num>
+  <w:num w:numId="14" w16cid:durableId="843283834">
+    <w:abstractNumId w:val="22"/>
+  </w:num>
+  <w:num w:numId="15" w16cid:durableId="2130542206">
+    <w:abstractNumId w:val="21"/>
+  </w:num>
+  <w:num w:numId="16" w16cid:durableId="2040928413">
+    <w:abstractNumId w:val="15"/>
+  </w:num>
+  <w:num w:numId="17" w16cid:durableId="182324118">
+    <w:abstractNumId w:val="16"/>
+  </w:num>
+  <w:num w:numId="18" w16cid:durableId="112211989">
     <w:abstractNumId w:val="0"/>
   </w:num>
-  <w:num w:numId="2" w16cid:durableId="536087856">
-    <w:abstractNumId w:val="9"/>
+  <w:num w:numId="19" w16cid:durableId="1070154479">
+    <w:abstractNumId w:val="12"/>
   </w:num>
-  <w:num w:numId="3" w16cid:durableId="517156187">
-    <w:abstractNumId w:val="1"/>
-  </w:num>
-  <w:num w:numId="4" w16cid:durableId="879516623">
+  <w:num w:numId="20" w16cid:durableId="390537722">
     <w:abstractNumId w:val="2"/>
   </w:num>
-  <w:num w:numId="5" w16cid:durableId="770051612">
-    <w:abstractNumId w:val="7"/>
-  </w:num>
-  <w:num w:numId="6" w16cid:durableId="785545702">
-    <w:abstractNumId w:val="10"/>
-  </w:num>
-  <w:num w:numId="7" w16cid:durableId="93599642">
-    <w:abstractNumId w:val="4"/>
-  </w:num>
-  <w:num w:numId="8" w16cid:durableId="1624340423">
-    <w:abstractNumId w:val="5"/>
-  </w:num>
-  <w:num w:numId="9" w16cid:durableId="958294962">
-    <w:abstractNumId w:val="8"/>
-  </w:num>
-  <w:num w:numId="10" w16cid:durableId="2026709546">
+  <w:num w:numId="21" w16cid:durableId="1858500465">
     <w:abstractNumId w:val="6"/>
   </w:num>
-  <w:num w:numId="11" w16cid:durableId="736779221">
-    <w:abstractNumId w:val="3"/>
+  <w:num w:numId="22" w16cid:durableId="457991039">
+    <w:abstractNumId w:val="14"/>
+  </w:num>
+  <w:num w:numId="23" w16cid:durableId="1354652510">
+    <w:abstractNumId w:val="9"/>
   </w:num>
 </w:numbering>
 </file>
